--- a/Basic Info Sheet (3).docx
+++ b/Basic Info Sheet (3).docx
@@ -1,6 +1,6 @@
 
 <file path=word/document.xml><?xml version="1.0" encoding="utf-8"?>
-<w:document xmlns:wpc="http://schemas.microsoft.com/office/word/2010/wordprocessingCanvas" xmlns:cx="http://schemas.microsoft.com/office/drawing/2014/chartex" xmlns:cx1="http://schemas.microsoft.com/office/drawing/2015/9/8/chartex" xmlns:cx2="http://schemas.microsoft.com/office/drawing/2015/10/21/chartex" xmlns:cx3="http://schemas.microsoft.com/office/drawing/2016/5/9/chartex" xmlns:cx4="http://schemas.microsoft.com/office/drawing/2016/5/10/chartex" xmlns:cx5="http://schemas.microsoft.com/office/drawing/2016/5/11/chartex" xmlns:cx6="http://schemas.microsoft.com/office/drawing/2016/5/12/chartex" xmlns:cx7="http://schemas.microsoft.com/office/drawing/2016/5/13/chartex" xmlns:cx8="http://schemas.microsoft.com/office/drawing/2016/5/14/chartex" xmlns:mc="http://schemas.openxmlformats.org/markup-compatibility/2006" xmlns:aink="http://schemas.microsoft.com/office/drawing/2016/ink" xmlns:am3d="http://schemas.microsoft.com/office/drawing/2017/model3d" xmlns:o="urn:schemas-microsoft-com:office:office" xmlns:oel="http://schemas.microsoft.com/office/2019/extlst" xmlns:r="http://schemas.openxmlformats.org/officeDocument/2006/relationships" xmlns:m="http://schemas.openxmlformats.org/officeDocument/2006/math" xmlns:v="urn:schemas-microsoft-com:vml" xmlns:wp14="http://schemas.microsoft.com/office/word/2010/wordprocessingDrawing" xmlns:wp="http://schemas.openxmlformats.org/drawingml/2006/wordprocessingDrawing" xmlns:w10="urn:schemas-microsoft-com:office:word" xmlns:w="http://schemas.openxmlformats.org/wordprocessingml/2006/main" xmlns:w14="http://schemas.microsoft.com/office/word/2010/wordml" xmlns:w15="http://schemas.microsoft.com/office/word/2012/wordml" xmlns:w16cex="http://schemas.microsoft.com/office/word/2018/wordml/cex" xmlns:w16cid="http://schemas.microsoft.com/office/word/2016/wordml/cid" xmlns:w16="http://schemas.microsoft.com/office/word/2018/wordml" xmlns:w16sdtdh="http://schemas.microsoft.com/office/word/2020/wordml/sdtdatahash" xmlns:w16se="http://schemas.microsoft.com/office/word/2015/wordml/symex" xmlns:wpg="http://schemas.microsoft.com/office/word/2010/wordprocessingGroup" xmlns:wpi="http://schemas.microsoft.com/office/word/2010/wordprocessingInk" xmlns:wne="http://schemas.microsoft.com/office/word/2006/wordml" xmlns:wps="http://schemas.microsoft.com/office/word/2010/wordprocessingShape" mc:Ignorable="w14 w15 w16se w16cid w16 w16cex w16sdtdh wp14">
+<w:document xmlns:ve="http://schemas.openxmlformats.org/markup-compatibility/2006" xmlns:o="urn:schemas-microsoft-com:office:office" xmlns:r="http://schemas.openxmlformats.org/officeDocument/2006/relationships" xmlns:m="http://schemas.openxmlformats.org/officeDocument/2006/math" xmlns:v="urn:schemas-microsoft-com:vml" xmlns:wp="http://schemas.openxmlformats.org/drawingml/2006/wordprocessingDrawing" xmlns:w10="urn:schemas-microsoft-com:office:word" xmlns:w="http://schemas.openxmlformats.org/wordprocessingml/2006/main" xmlns:wne="http://schemas.microsoft.com/office/word/2006/wordml">
   <w:body>
     <w:p>
       <w:pPr>
@@ -34,7 +34,7 @@
           <w:insideV w:val="single" w:sz="4" w:space="0" w:color="000000"/>
         </w:tblBorders>
         <w:tblLayout w:type="fixed"/>
-        <w:tblLook w:val="0000" w:firstRow="0" w:lastRow="0" w:firstColumn="0" w:lastColumn="0" w:noHBand="0" w:noVBand="0"/>
+        <w:tblLook w:val="0000"/>
       </w:tblPr>
       <w:tblGrid>
         <w:gridCol w:w="664"/>
@@ -95,6 +95,12 @@
                 <w:rFonts w:ascii="Times New Roman" w:eastAsia="Times New Roman" w:hAnsi="Times New Roman" w:cs="Times New Roman"/>
               </w:rPr>
             </w:pPr>
+            <w:r>
+              <w:rPr>
+                <w:rFonts w:ascii="Times New Roman" w:eastAsia="Times New Roman" w:hAnsi="Times New Roman" w:cs="Times New Roman"/>
+              </w:rPr>
+              <w:t>Kolkata</w:t>
+            </w:r>
           </w:p>
         </w:tc>
         <w:tc>
@@ -140,6 +146,12 @@
                 <w:rFonts w:ascii="Times New Roman" w:eastAsia="Times New Roman" w:hAnsi="Times New Roman" w:cs="Times New Roman"/>
               </w:rPr>
             </w:pPr>
+            <w:r>
+              <w:rPr>
+                <w:rFonts w:ascii="Times New Roman" w:eastAsia="Times New Roman" w:hAnsi="Times New Roman" w:cs="Times New Roman"/>
+              </w:rPr>
+              <w:t>Bangalore</w:t>
+            </w:r>
           </w:p>
         </w:tc>
       </w:tr>
@@ -191,6 +203,31 @@
                 <w:u w:val="single"/>
               </w:rPr>
             </w:pPr>
+            <w:proofErr w:type="spellStart"/>
+            <w:r>
+              <w:rPr>
+                <w:rFonts w:ascii="Times New Roman" w:eastAsia="Times New Roman" w:hAnsi="Times New Roman" w:cs="Times New Roman"/>
+                <w:u w:val="single"/>
+              </w:rPr>
+              <w:t>Shubhajyoti</w:t>
+            </w:r>
+            <w:proofErr w:type="spellEnd"/>
+            <w:r>
+              <w:rPr>
+                <w:rFonts w:ascii="Times New Roman" w:eastAsia="Times New Roman" w:hAnsi="Times New Roman" w:cs="Times New Roman"/>
+                <w:u w:val="single"/>
+              </w:rPr>
+              <w:t xml:space="preserve"> </w:t>
+            </w:r>
+            <w:proofErr w:type="spellStart"/>
+            <w:r>
+              <w:rPr>
+                <w:rFonts w:ascii="Times New Roman" w:eastAsia="Times New Roman" w:hAnsi="Times New Roman" w:cs="Times New Roman"/>
+                <w:u w:val="single"/>
+              </w:rPr>
+              <w:t>Banerjee</w:t>
+            </w:r>
+            <w:proofErr w:type="spellEnd"/>
           </w:p>
         </w:tc>
         <w:tc>
@@ -228,6 +265,12 @@
                 <w:rFonts w:ascii="Times New Roman" w:eastAsia="Times New Roman" w:hAnsi="Times New Roman" w:cs="Times New Roman"/>
               </w:rPr>
             </w:pPr>
+            <w:r>
+              <w:rPr>
+                <w:rFonts w:ascii="Times New Roman" w:eastAsia="Times New Roman" w:hAnsi="Times New Roman" w:cs="Times New Roman"/>
+              </w:rPr>
+              <w:t>8910690514</w:t>
+            </w:r>
           </w:p>
         </w:tc>
       </w:tr>
@@ -273,16 +316,17 @@
                 <w:u w:val="single"/>
               </w:rPr>
             </w:pPr>
-            <w:r>
-              <w:rPr>
-                <w:rFonts w:ascii="Arial" w:eastAsia="Arial" w:hAnsi="Arial" w:cs="Arial"/>
-                <w:color w:val="505050"/>
-                <w:sz w:val="18"/>
-                <w:szCs w:val="18"/>
-                <w:highlight w:val="white"/>
-              </w:rPr>
-              <w:t> </w:t>
-            </w:r>
+            <w:hyperlink r:id="rId7" w:history="1">
+              <w:r>
+                <w:rPr>
+                  <w:rStyle w:val="Hyperlink"/>
+                  <w:rFonts w:ascii="Arial" w:eastAsia="Arial" w:hAnsi="Arial" w:cs="Arial"/>
+                  <w:sz w:val="18"/>
+                  <w:szCs w:val="18"/>
+                </w:rPr>
+                <w:t>Shubhajyoti1995@gmail.com</w:t>
+              </w:r>
+            </w:hyperlink>
           </w:p>
         </w:tc>
         <w:tc>
@@ -338,6 +382,13 @@
                 <w:u w:val="single"/>
               </w:rPr>
             </w:pPr>
+            <w:r>
+              <w:rPr>
+                <w:rFonts w:ascii="Times New Roman" w:eastAsia="Times New Roman" w:hAnsi="Times New Roman" w:cs="Times New Roman"/>
+                <w:u w:val="single"/>
+              </w:rPr>
+              <w:t>9474529526</w:t>
+            </w:r>
           </w:p>
         </w:tc>
       </w:tr>
@@ -382,6 +433,14 @@
                 <w:rFonts w:ascii="Times New Roman" w:eastAsia="Times New Roman" w:hAnsi="Times New Roman" w:cs="Times New Roman"/>
               </w:rPr>
             </w:pPr>
+            <w:proofErr w:type="spellStart"/>
+            <w:r>
+              <w:rPr>
+                <w:rFonts w:ascii="Times New Roman" w:eastAsia="Times New Roman" w:hAnsi="Times New Roman" w:cs="Times New Roman"/>
+              </w:rPr>
+              <w:t>B.Tech</w:t>
+            </w:r>
+            <w:proofErr w:type="spellEnd"/>
           </w:p>
         </w:tc>
         <w:tc>
@@ -421,6 +480,12 @@
                 <w:rFonts w:ascii="Times New Roman" w:eastAsia="Times New Roman" w:hAnsi="Times New Roman" w:cs="Times New Roman"/>
               </w:rPr>
             </w:pPr>
+            <w:r>
+              <w:rPr>
+                <w:rFonts w:ascii="Times New Roman" w:eastAsia="Times New Roman" w:hAnsi="Times New Roman" w:cs="Times New Roman"/>
+              </w:rPr>
+              <w:t>7.3 yrs</w:t>
+            </w:r>
           </w:p>
         </w:tc>
         <w:tc>
@@ -459,6 +524,13 @@
                 <w:u w:val="single"/>
               </w:rPr>
             </w:pPr>
+            <w:r>
+              <w:rPr>
+                <w:rFonts w:ascii="Times New Roman" w:eastAsia="Times New Roman" w:hAnsi="Times New Roman" w:cs="Times New Roman"/>
+                <w:u w:val="single"/>
+              </w:rPr>
+              <w:t>6.5 yrs</w:t>
+            </w:r>
           </w:p>
         </w:tc>
       </w:tr>
@@ -503,6 +575,20 @@
                 <w:rFonts w:ascii="Times New Roman" w:eastAsia="Times New Roman" w:hAnsi="Times New Roman" w:cs="Times New Roman"/>
               </w:rPr>
             </w:pPr>
+            <w:proofErr w:type="spellStart"/>
+            <w:r>
+              <w:rPr>
+                <w:rFonts w:ascii="Times New Roman" w:eastAsia="Times New Roman" w:hAnsi="Times New Roman" w:cs="Times New Roman"/>
+              </w:rPr>
+              <w:t>Shyam</w:t>
+            </w:r>
+            <w:proofErr w:type="spellEnd"/>
+            <w:r>
+              <w:rPr>
+                <w:rFonts w:ascii="Times New Roman" w:eastAsia="Times New Roman" w:hAnsi="Times New Roman" w:cs="Times New Roman"/>
+              </w:rPr>
+              <w:t xml:space="preserve"> Future Technology</w:t>
+            </w:r>
           </w:p>
         </w:tc>
         <w:tc>
@@ -607,6 +693,12 @@
                 <w:rFonts w:ascii="Times New Roman" w:eastAsia="Times New Roman" w:hAnsi="Times New Roman" w:cs="Times New Roman"/>
               </w:rPr>
             </w:pPr>
+            <w:r>
+              <w:rPr>
+                <w:rFonts w:ascii="Times New Roman" w:eastAsia="Times New Roman" w:hAnsi="Times New Roman" w:cs="Times New Roman"/>
+              </w:rPr>
+              <w:t>7.5 LPA</w:t>
+            </w:r>
           </w:p>
         </w:tc>
         <w:tc>
@@ -646,6 +738,12 @@
                 <w:rFonts w:ascii="Times New Roman" w:eastAsia="Times New Roman" w:hAnsi="Times New Roman" w:cs="Times New Roman"/>
               </w:rPr>
             </w:pPr>
+            <w:r>
+              <w:rPr>
+                <w:rFonts w:ascii="Times New Roman" w:eastAsia="Times New Roman" w:hAnsi="Times New Roman" w:cs="Times New Roman"/>
+              </w:rPr>
+              <w:t>11 LPA</w:t>
+            </w:r>
           </w:p>
         </w:tc>
         <w:tc>
@@ -684,6 +782,13 @@
                 <w:u w:val="single"/>
               </w:rPr>
             </w:pPr>
+            <w:r>
+              <w:rPr>
+                <w:rFonts w:ascii="Times New Roman" w:eastAsia="Times New Roman" w:hAnsi="Times New Roman" w:cs="Times New Roman"/>
+                <w:u w:val="single"/>
+              </w:rPr>
+              <w:t>Immediate joiner</w:t>
+            </w:r>
           </w:p>
         </w:tc>
       </w:tr>
@@ -747,6 +852,29 @@
                 <w:b/>
               </w:rPr>
             </w:pPr>
+            <w:r>
+              <w:rPr>
+                <w:rFonts w:ascii="Times New Roman" w:eastAsia="Times New Roman" w:hAnsi="Times New Roman" w:cs="Times New Roman"/>
+                <w:b/>
+              </w:rPr>
+              <w:t xml:space="preserve">7-10 </w:t>
+            </w:r>
+            <w:proofErr w:type="spellStart"/>
+            <w:r>
+              <w:rPr>
+                <w:rFonts w:ascii="Times New Roman" w:eastAsia="Times New Roman" w:hAnsi="Times New Roman" w:cs="Times New Roman"/>
+                <w:b/>
+              </w:rPr>
+              <w:t>oct</w:t>
+            </w:r>
+            <w:proofErr w:type="spellEnd"/>
+            <w:r>
+              <w:rPr>
+                <w:rFonts w:ascii="Times New Roman" w:eastAsia="Times New Roman" w:hAnsi="Times New Roman" w:cs="Times New Roman"/>
+                <w:b/>
+              </w:rPr>
+              <w:t xml:space="preserve"> 2026</w:t>
+            </w:r>
           </w:p>
         </w:tc>
         <w:tc>
@@ -782,6 +910,28 @@
                 <w:b/>
               </w:rPr>
             </w:pPr>
+            <w:r>
+              <w:rPr>
+                <w:rFonts w:ascii="Times New Roman" w:eastAsia="Times New Roman" w:hAnsi="Times New Roman" w:cs="Times New Roman"/>
+                <w:b/>
+              </w:rPr>
+              <w:t>Morning 1</w:t>
+            </w:r>
+            <w:r>
+              <w:rPr>
+                <w:rFonts w:ascii="Times New Roman" w:eastAsia="Times New Roman" w:hAnsi="Times New Roman" w:cs="Times New Roman"/>
+                <w:b/>
+                <w:vertAlign w:val="superscript"/>
+              </w:rPr>
+              <w:t>st</w:t>
+            </w:r>
+            <w:r>
+              <w:rPr>
+                <w:rFonts w:ascii="Times New Roman" w:eastAsia="Times New Roman" w:hAnsi="Times New Roman" w:cs="Times New Roman"/>
+                <w:b/>
+              </w:rPr>
+              <w:t xml:space="preserve"> half</w:t>
+            </w:r>
           </w:p>
         </w:tc>
         <w:tc>
@@ -835,6 +985,13 @@
                 <w:u w:val="single"/>
               </w:rPr>
             </w:pPr>
+            <w:r>
+              <w:rPr>
+                <w:rFonts w:ascii="Times New Roman" w:eastAsia="Times New Roman" w:hAnsi="Times New Roman" w:cs="Times New Roman"/>
+                <w:u w:val="single"/>
+              </w:rPr>
+              <w:t>DCUPB0294L</w:t>
+            </w:r>
           </w:p>
         </w:tc>
       </w:tr>
@@ -1000,6 +1157,18 @@
                 <w:rFonts w:ascii="Times New Roman" w:eastAsia="Times New Roman" w:hAnsi="Times New Roman" w:cs="Times New Roman"/>
               </w:rPr>
             </w:pPr>
+            <w:r>
+              <w:rPr>
+                <w:rFonts w:ascii="Times New Roman" w:eastAsia="Times New Roman" w:hAnsi="Times New Roman" w:cs="Times New Roman"/>
+              </w:rPr>
+              <w:t>7.</w:t>
+            </w:r>
+            <w:r>
+              <w:rPr>
+                <w:rFonts w:ascii="Times New Roman" w:eastAsia="Times New Roman" w:hAnsi="Times New Roman" w:cs="Times New Roman"/>
+              </w:rPr>
+              <w:t>8</w:t>
+            </w:r>
           </w:p>
         </w:tc>
         <w:tc>
@@ -1016,6 +1185,12 @@
                 <w:rFonts w:ascii="Times New Roman" w:eastAsia="Times New Roman" w:hAnsi="Times New Roman" w:cs="Times New Roman"/>
               </w:rPr>
             </w:pPr>
+            <w:r>
+              <w:rPr>
+                <w:rFonts w:ascii="Times New Roman" w:eastAsia="Times New Roman" w:hAnsi="Times New Roman" w:cs="Times New Roman"/>
+              </w:rPr>
+              <w:t>7.4</w:t>
+            </w:r>
           </w:p>
         </w:tc>
         <w:tc>
@@ -1031,6 +1206,12 @@
                 <w:rFonts w:ascii="Times New Roman" w:eastAsia="Times New Roman" w:hAnsi="Times New Roman" w:cs="Times New Roman"/>
               </w:rPr>
             </w:pPr>
+            <w:r>
+              <w:rPr>
+                <w:rFonts w:ascii="Times New Roman" w:eastAsia="Times New Roman" w:hAnsi="Times New Roman" w:cs="Times New Roman"/>
+              </w:rPr>
+              <w:t>6.8</w:t>
+            </w:r>
           </w:p>
         </w:tc>
         <w:tc>
@@ -1094,6 +1275,12 @@
                 <w:rFonts w:ascii="Times New Roman" w:eastAsia="Times New Roman" w:hAnsi="Times New Roman" w:cs="Times New Roman"/>
               </w:rPr>
             </w:pPr>
+            <w:r>
+              <w:rPr>
+                <w:rFonts w:ascii="Times New Roman" w:eastAsia="Times New Roman" w:hAnsi="Times New Roman" w:cs="Times New Roman"/>
+              </w:rPr>
+              <w:t>2010</w:t>
+            </w:r>
           </w:p>
         </w:tc>
         <w:tc>
@@ -1110,6 +1297,12 @@
                 <w:rFonts w:ascii="Times New Roman" w:eastAsia="Times New Roman" w:hAnsi="Times New Roman" w:cs="Times New Roman"/>
               </w:rPr>
             </w:pPr>
+            <w:r>
+              <w:rPr>
+                <w:rFonts w:ascii="Times New Roman" w:eastAsia="Times New Roman" w:hAnsi="Times New Roman" w:cs="Times New Roman"/>
+              </w:rPr>
+              <w:t>2013</w:t>
+            </w:r>
           </w:p>
         </w:tc>
         <w:tc>
@@ -1125,6 +1318,12 @@
                 <w:rFonts w:ascii="Times New Roman" w:eastAsia="Times New Roman" w:hAnsi="Times New Roman" w:cs="Times New Roman"/>
               </w:rPr>
             </w:pPr>
+            <w:r>
+              <w:rPr>
+                <w:rFonts w:ascii="Times New Roman" w:eastAsia="Times New Roman" w:hAnsi="Times New Roman" w:cs="Times New Roman"/>
+              </w:rPr>
+              <w:t>2017</w:t>
+            </w:r>
           </w:p>
         </w:tc>
         <w:tc>
@@ -1213,6 +1412,13 @@
                 <w:u w:val="single"/>
               </w:rPr>
             </w:pPr>
+            <w:r>
+              <w:rPr>
+                <w:rFonts w:ascii="Times New Roman" w:eastAsia="Times New Roman" w:hAnsi="Times New Roman" w:cs="Times New Roman"/>
+                <w:u w:val="single"/>
+              </w:rPr>
+              <w:t>yes</w:t>
+            </w:r>
           </w:p>
         </w:tc>
       </w:tr>
@@ -1239,7 +1445,14 @@
                 <w:rFonts w:ascii="Times New Roman" w:eastAsia="Times New Roman" w:hAnsi="Times New Roman" w:cs="Times New Roman"/>
                 <w:b/>
               </w:rPr>
-              <w:t>Did you ever submit your profile to any other consulting company for the same position</w:t>
+              <w:t>Did you</w:t>
+            </w:r>
+            <w:r>
+              <w:rPr>
+                <w:rFonts w:ascii="Times New Roman" w:eastAsia="Times New Roman" w:hAnsi="Times New Roman" w:cs="Times New Roman"/>
+                <w:b/>
+              </w:rPr>
+              <w:t xml:space="preserve"> ever submit your profile to any other consulting company for the same position</w:t>
             </w:r>
           </w:p>
         </w:tc>
@@ -1282,6 +1495,13 @@
                 <w:u w:val="single"/>
               </w:rPr>
             </w:pPr>
+            <w:r>
+              <w:rPr>
+                <w:rFonts w:ascii="Times New Roman" w:eastAsia="Times New Roman" w:hAnsi="Times New Roman" w:cs="Times New Roman"/>
+                <w:u w:val="single"/>
+              </w:rPr>
+              <w:t>No</w:t>
+            </w:r>
           </w:p>
         </w:tc>
       </w:tr>
@@ -1361,6 +1581,13 @@
                 <w:u w:val="single"/>
               </w:rPr>
             </w:pPr>
+            <w:r>
+              <w:rPr>
+                <w:rFonts w:ascii="Times New Roman" w:eastAsia="Times New Roman" w:hAnsi="Times New Roman" w:cs="Times New Roman"/>
+                <w:u w:val="single"/>
+              </w:rPr>
+              <w:t>No</w:t>
+            </w:r>
           </w:p>
         </w:tc>
       </w:tr>
@@ -1450,6 +1677,13 @@
                 <w:u w:val="single"/>
               </w:rPr>
             </w:pPr>
+            <w:r>
+              <w:rPr>
+                <w:rFonts w:ascii="Times New Roman" w:eastAsia="Times New Roman" w:hAnsi="Times New Roman" w:cs="Times New Roman"/>
+                <w:u w:val="single"/>
+              </w:rPr>
+              <w:t>yes</w:t>
+            </w:r>
           </w:p>
         </w:tc>
       </w:tr>
@@ -1625,6 +1859,13 @@
                 <w:u w:val="single"/>
               </w:rPr>
             </w:pPr>
+            <w:r>
+              <w:rPr>
+                <w:rFonts w:ascii="Times New Roman" w:eastAsia="Times New Roman" w:hAnsi="Times New Roman" w:cs="Times New Roman"/>
+                <w:u w:val="single"/>
+              </w:rPr>
+              <w:t>No</w:t>
+            </w:r>
           </w:p>
         </w:tc>
       </w:tr>
@@ -1702,6 +1943,9 @@
               <w:spacing w:after="0" w:line="240" w:lineRule="auto"/>
               <w:ind w:leftChars="0" w:left="0" w:firstLineChars="0" w:firstLine="0"/>
             </w:pPr>
+            <w:r>
+              <w:t>Better opportunity</w:t>
+            </w:r>
           </w:p>
         </w:tc>
       </w:tr>
@@ -1861,6 +2105,9 @@
               <w:ind w:left="0" w:hanging="2"/>
               <w:jc w:val="center"/>
             </w:pPr>
+            <w:r>
+              <w:t>Yes</w:t>
+            </w:r>
           </w:p>
         </w:tc>
       </w:tr>
@@ -1941,7 +2188,15 @@
                 <w:b/>
                 <w:highlight w:val="yellow"/>
               </w:rPr>
-              <w:t>Employer References from current or last company(if not working)</w:t>
+              <w:t xml:space="preserve">Employer References from </w:t>
+            </w:r>
+            <w:r>
+              <w:rPr>
+                <w:rFonts w:ascii="Times New Roman" w:eastAsia="Times New Roman" w:hAnsi="Times New Roman" w:cs="Times New Roman"/>
+                <w:b/>
+                <w:highlight w:val="yellow"/>
+              </w:rPr>
+              <w:t>current or last company(if not working)</w:t>
             </w:r>
           </w:p>
         </w:tc>
@@ -2087,6 +2342,28 @@
                 <w:rFonts w:ascii="Times New Roman" w:eastAsia="Times New Roman" w:hAnsi="Times New Roman" w:cs="Times New Roman"/>
               </w:rPr>
             </w:pPr>
+            <w:proofErr w:type="spellStart"/>
+            <w:r>
+              <w:rPr>
+                <w:rFonts w:ascii="Times New Roman" w:eastAsia="Times New Roman" w:hAnsi="Times New Roman" w:cs="Times New Roman"/>
+              </w:rPr>
+              <w:t>Arindam</w:t>
+            </w:r>
+            <w:proofErr w:type="spellEnd"/>
+            <w:r>
+              <w:rPr>
+                <w:rFonts w:ascii="Times New Roman" w:eastAsia="Times New Roman" w:hAnsi="Times New Roman" w:cs="Times New Roman"/>
+              </w:rPr>
+              <w:t xml:space="preserve"> </w:t>
+            </w:r>
+            <w:proofErr w:type="spellStart"/>
+            <w:r>
+              <w:rPr>
+                <w:rFonts w:ascii="Times New Roman" w:eastAsia="Times New Roman" w:hAnsi="Times New Roman" w:cs="Times New Roman"/>
+              </w:rPr>
+              <w:t>Dutta</w:t>
+            </w:r>
+            <w:proofErr w:type="spellEnd"/>
           </w:p>
         </w:tc>
         <w:tc>
@@ -2103,6 +2380,12 @@
                 <w:rFonts w:ascii="Times New Roman" w:eastAsia="Times New Roman" w:hAnsi="Times New Roman" w:cs="Times New Roman"/>
               </w:rPr>
             </w:pPr>
+            <w:r>
+              <w:rPr>
+                <w:rFonts w:ascii="Times New Roman" w:eastAsia="Times New Roman" w:hAnsi="Times New Roman" w:cs="Times New Roman"/>
+              </w:rPr>
+              <w:t>8100765262</w:t>
+            </w:r>
           </w:p>
         </w:tc>
         <w:tc>
@@ -2123,6 +2406,13 @@
                 <w:u w:val="single"/>
               </w:rPr>
             </w:pPr>
+            <w:r>
+              <w:rPr>
+                <w:rFonts w:ascii="Times New Roman" w:eastAsia="Times New Roman" w:hAnsi="Times New Roman" w:cs="Times New Roman"/>
+                <w:u w:val="single"/>
+              </w:rPr>
+              <w:t>Delivery Manager</w:t>
+            </w:r>
           </w:p>
         </w:tc>
       </w:tr>
@@ -2217,9 +2507,9 @@
       </w:pPr>
     </w:p>
     <w:sectPr>
-      <w:headerReference w:type="even" r:id="rId7"/>
-      <w:headerReference w:type="default" r:id="rId8"/>
-      <w:headerReference w:type="first" r:id="rId9"/>
+      <w:headerReference w:type="even" r:id="rId8"/>
+      <w:headerReference w:type="default" r:id="rId9"/>
+      <w:headerReference w:type="first" r:id="rId10"/>
       <w:pgSz w:w="12240" w:h="15840"/>
       <w:pgMar w:top="1440" w:right="1440" w:bottom="1440" w:left="1440" w:header="0" w:footer="0" w:gutter="0"/>
       <w:pgNumType w:start="1"/>
@@ -2230,7 +2520,7 @@
 </file>
 
 <file path=word/endnotes.xml><?xml version="1.0" encoding="utf-8"?>
-<w:endnotes xmlns:wpc="http://schemas.microsoft.com/office/word/2010/wordprocessingCanvas" xmlns:cx="http://schemas.microsoft.com/office/drawing/2014/chartex" xmlns:cx1="http://schemas.microsoft.com/office/drawing/2015/9/8/chartex" xmlns:cx2="http://schemas.microsoft.com/office/drawing/2015/10/21/chartex" xmlns:cx3="http://schemas.microsoft.com/office/drawing/2016/5/9/chartex" xmlns:cx4="http://schemas.microsoft.com/office/drawing/2016/5/10/chartex" xmlns:cx5="http://schemas.microsoft.com/office/drawing/2016/5/11/chartex" xmlns:cx6="http://schemas.microsoft.com/office/drawing/2016/5/12/chartex" xmlns:cx7="http://schemas.microsoft.com/office/drawing/2016/5/13/chartex" xmlns:cx8="http://schemas.microsoft.com/office/drawing/2016/5/14/chartex" xmlns:mc="http://schemas.openxmlformats.org/markup-compatibility/2006" xmlns:aink="http://schemas.microsoft.com/office/drawing/2016/ink" xmlns:am3d="http://schemas.microsoft.com/office/drawing/2017/model3d" xmlns:o="urn:schemas-microsoft-com:office:office" xmlns:oel="http://schemas.microsoft.com/office/2019/extlst" xmlns:r="http://schemas.openxmlformats.org/officeDocument/2006/relationships" xmlns:m="http://schemas.openxmlformats.org/officeDocument/2006/math" xmlns:v="urn:schemas-microsoft-com:vml" xmlns:wp14="http://schemas.microsoft.com/office/word/2010/wordprocessingDrawing" xmlns:wp="http://schemas.openxmlformats.org/drawingml/2006/wordprocessingDrawing" xmlns:w10="urn:schemas-microsoft-com:office:word" xmlns:w="http://schemas.openxmlformats.org/wordprocessingml/2006/main" xmlns:w14="http://schemas.microsoft.com/office/word/2010/wordml" xmlns:w15="http://schemas.microsoft.com/office/word/2012/wordml" xmlns:w16cex="http://schemas.microsoft.com/office/word/2018/wordml/cex" xmlns:w16cid="http://schemas.microsoft.com/office/word/2016/wordml/cid" xmlns:w16="http://schemas.microsoft.com/office/word/2018/wordml" xmlns:w16sdtdh="http://schemas.microsoft.com/office/word/2020/wordml/sdtdatahash" xmlns:w16se="http://schemas.microsoft.com/office/word/2015/wordml/symex" xmlns:wpg="http://schemas.microsoft.com/office/word/2010/wordprocessingGroup" xmlns:wpi="http://schemas.microsoft.com/office/word/2010/wordprocessingInk" xmlns:wne="http://schemas.microsoft.com/office/word/2006/wordml" xmlns:wps="http://schemas.microsoft.com/office/word/2010/wordprocessingShape" mc:Ignorable="w14 w15 w16se w16cid w16 w16cex w16sdtdh wp14">
+<w:endnotes xmlns:ve="http://schemas.openxmlformats.org/markup-compatibility/2006" xmlns:o="urn:schemas-microsoft-com:office:office" xmlns:r="http://schemas.openxmlformats.org/officeDocument/2006/relationships" xmlns:m="http://schemas.openxmlformats.org/officeDocument/2006/math" xmlns:v="urn:schemas-microsoft-com:vml" xmlns:wp="http://schemas.openxmlformats.org/drawingml/2006/wordprocessingDrawing" xmlns:w10="urn:schemas-microsoft-com:office:word" xmlns:w="http://schemas.openxmlformats.org/wordprocessingml/2006/main" xmlns:wne="http://schemas.microsoft.com/office/word/2006/wordml">
   <w:endnote w:type="separator" w:id="-1">
     <w:p>
       <w:pPr>
@@ -2257,7 +2547,7 @@
 </file>
 
 <file path=word/footnotes.xml><?xml version="1.0" encoding="utf-8"?>
-<w:footnotes xmlns:wpc="http://schemas.microsoft.com/office/word/2010/wordprocessingCanvas" xmlns:cx="http://schemas.microsoft.com/office/drawing/2014/chartex" xmlns:cx1="http://schemas.microsoft.com/office/drawing/2015/9/8/chartex" xmlns:cx2="http://schemas.microsoft.com/office/drawing/2015/10/21/chartex" xmlns:cx3="http://schemas.microsoft.com/office/drawing/2016/5/9/chartex" xmlns:cx4="http://schemas.microsoft.com/office/drawing/2016/5/10/chartex" xmlns:cx5="http://schemas.microsoft.com/office/drawing/2016/5/11/chartex" xmlns:cx6="http://schemas.microsoft.com/office/drawing/2016/5/12/chartex" xmlns:cx7="http://schemas.microsoft.com/office/drawing/2016/5/13/chartex" xmlns:cx8="http://schemas.microsoft.com/office/drawing/2016/5/14/chartex" xmlns:mc="http://schemas.openxmlformats.org/markup-compatibility/2006" xmlns:aink="http://schemas.microsoft.com/office/drawing/2016/ink" xmlns:am3d="http://schemas.microsoft.com/office/drawing/2017/model3d" xmlns:o="urn:schemas-microsoft-com:office:office" xmlns:oel="http://schemas.microsoft.com/office/2019/extlst" xmlns:r="http://schemas.openxmlformats.org/officeDocument/2006/relationships" xmlns:m="http://schemas.openxmlformats.org/officeDocument/2006/math" xmlns:v="urn:schemas-microsoft-com:vml" xmlns:wp14="http://schemas.microsoft.com/office/word/2010/wordprocessingDrawing" xmlns:wp="http://schemas.openxmlformats.org/drawingml/2006/wordprocessingDrawing" xmlns:w10="urn:schemas-microsoft-com:office:word" xmlns:w="http://schemas.openxmlformats.org/wordprocessingml/2006/main" xmlns:w14="http://schemas.microsoft.com/office/word/2010/wordml" xmlns:w15="http://schemas.microsoft.com/office/word/2012/wordml" xmlns:w16cex="http://schemas.microsoft.com/office/word/2018/wordml/cex" xmlns:w16cid="http://schemas.microsoft.com/office/word/2016/wordml/cid" xmlns:w16="http://schemas.microsoft.com/office/word/2018/wordml" xmlns:w16sdtdh="http://schemas.microsoft.com/office/word/2020/wordml/sdtdatahash" xmlns:w16se="http://schemas.microsoft.com/office/word/2015/wordml/symex" xmlns:wpg="http://schemas.microsoft.com/office/word/2010/wordprocessingGroup" xmlns:wpi="http://schemas.microsoft.com/office/word/2010/wordprocessingInk" xmlns:wne="http://schemas.microsoft.com/office/word/2006/wordml" xmlns:wps="http://schemas.microsoft.com/office/word/2010/wordprocessingShape" mc:Ignorable="w14 w15 w16se w16cid w16 w16cex w16sdtdh wp14">
+<w:footnotes xmlns:ve="http://schemas.openxmlformats.org/markup-compatibility/2006" xmlns:o="urn:schemas-microsoft-com:office:office" xmlns:r="http://schemas.openxmlformats.org/officeDocument/2006/relationships" xmlns:m="http://schemas.openxmlformats.org/officeDocument/2006/math" xmlns:v="urn:schemas-microsoft-com:vml" xmlns:wp="http://schemas.openxmlformats.org/drawingml/2006/wordprocessingDrawing" xmlns:w10="urn:schemas-microsoft-com:office:word" xmlns:w="http://schemas.openxmlformats.org/wordprocessingml/2006/main" xmlns:wne="http://schemas.microsoft.com/office/word/2006/wordml">
   <w:footnote w:type="separator" w:id="-1">
     <w:p>
       <w:pPr>
@@ -2284,7 +2574,7 @@
 </file>
 
 <file path=word/header1.xml><?xml version="1.0" encoding="utf-8"?>
-<w:hdr xmlns:wpc="http://schemas.microsoft.com/office/word/2010/wordprocessingCanvas" xmlns:cx="http://schemas.microsoft.com/office/drawing/2014/chartex" xmlns:cx1="http://schemas.microsoft.com/office/drawing/2015/9/8/chartex" xmlns:cx2="http://schemas.microsoft.com/office/drawing/2015/10/21/chartex" xmlns:cx3="http://schemas.microsoft.com/office/drawing/2016/5/9/chartex" xmlns:cx4="http://schemas.microsoft.com/office/drawing/2016/5/10/chartex" xmlns:cx5="http://schemas.microsoft.com/office/drawing/2016/5/11/chartex" xmlns:cx6="http://schemas.microsoft.com/office/drawing/2016/5/12/chartex" xmlns:cx7="http://schemas.microsoft.com/office/drawing/2016/5/13/chartex" xmlns:cx8="http://schemas.microsoft.com/office/drawing/2016/5/14/chartex" xmlns:mc="http://schemas.openxmlformats.org/markup-compatibility/2006" xmlns:aink="http://schemas.microsoft.com/office/drawing/2016/ink" xmlns:am3d="http://schemas.microsoft.com/office/drawing/2017/model3d" xmlns:o="urn:schemas-microsoft-com:office:office" xmlns:oel="http://schemas.microsoft.com/office/2019/extlst" xmlns:r="http://schemas.openxmlformats.org/officeDocument/2006/relationships" xmlns:m="http://schemas.openxmlformats.org/officeDocument/2006/math" xmlns:v="urn:schemas-microsoft-com:vml" xmlns:wp14="http://schemas.microsoft.com/office/word/2010/wordprocessingDrawing" xmlns:wp="http://schemas.openxmlformats.org/drawingml/2006/wordprocessingDrawing" xmlns:w10="urn:schemas-microsoft-com:office:word" xmlns:w="http://schemas.openxmlformats.org/wordprocessingml/2006/main" xmlns:w14="http://schemas.microsoft.com/office/word/2010/wordml" xmlns:w15="http://schemas.microsoft.com/office/word/2012/wordml" xmlns:w16cex="http://schemas.microsoft.com/office/word/2018/wordml/cex" xmlns:w16cid="http://schemas.microsoft.com/office/word/2016/wordml/cid" xmlns:w16="http://schemas.microsoft.com/office/word/2018/wordml" xmlns:w16sdtdh="http://schemas.microsoft.com/office/word/2020/wordml/sdtdatahash" xmlns:w16se="http://schemas.microsoft.com/office/word/2015/wordml/symex" xmlns:wpg="http://schemas.microsoft.com/office/word/2010/wordprocessingGroup" xmlns:wpi="http://schemas.microsoft.com/office/word/2010/wordprocessingInk" xmlns:wne="http://schemas.microsoft.com/office/word/2006/wordml" xmlns:wps="http://schemas.microsoft.com/office/word/2010/wordprocessingShape" mc:Ignorable="w14 w15 w16se w16cid w16 w16cex w16sdtdh wp14">
+<w:hdr xmlns:ve="http://schemas.openxmlformats.org/markup-compatibility/2006" xmlns:o="urn:schemas-microsoft-com:office:office" xmlns:r="http://schemas.openxmlformats.org/officeDocument/2006/relationships" xmlns:m="http://schemas.openxmlformats.org/officeDocument/2006/math" xmlns:v="urn:schemas-microsoft-com:vml" xmlns:wp="http://schemas.openxmlformats.org/drawingml/2006/wordprocessingDrawing" xmlns:w10="urn:schemas-microsoft-com:office:word" xmlns:w="http://schemas.openxmlformats.org/wordprocessingml/2006/main" xmlns:wne="http://schemas.microsoft.com/office/word/2006/wordml">
   <w:p>
     <w:pPr>
       <w:pBdr>
@@ -2304,7 +2594,7 @@
       <w:rPr>
         <w:color w:val="000000"/>
       </w:rPr>
-      <w:pict w14:anchorId="145DC55B">
+      <w:pict>
         <v:shapetype id="_x0000_t136" coordsize="21600,21600" o:spt="136" adj="10800" path="m@7,l@8,m@5,21600l@6,21600e">
           <v:formulas>
             <v:f eqn="sum #0 0 10800"/>
@@ -2340,7 +2630,7 @@
 </file>
 
 <file path=word/header2.xml><?xml version="1.0" encoding="utf-8"?>
-<w:hdr xmlns:wpc="http://schemas.microsoft.com/office/word/2010/wordprocessingCanvas" xmlns:cx="http://schemas.microsoft.com/office/drawing/2014/chartex" xmlns:cx1="http://schemas.microsoft.com/office/drawing/2015/9/8/chartex" xmlns:cx2="http://schemas.microsoft.com/office/drawing/2015/10/21/chartex" xmlns:cx3="http://schemas.microsoft.com/office/drawing/2016/5/9/chartex" xmlns:cx4="http://schemas.microsoft.com/office/drawing/2016/5/10/chartex" xmlns:cx5="http://schemas.microsoft.com/office/drawing/2016/5/11/chartex" xmlns:cx6="http://schemas.microsoft.com/office/drawing/2016/5/12/chartex" xmlns:cx7="http://schemas.microsoft.com/office/drawing/2016/5/13/chartex" xmlns:cx8="http://schemas.microsoft.com/office/drawing/2016/5/14/chartex" xmlns:mc="http://schemas.openxmlformats.org/markup-compatibility/2006" xmlns:aink="http://schemas.microsoft.com/office/drawing/2016/ink" xmlns:am3d="http://schemas.microsoft.com/office/drawing/2017/model3d" xmlns:o="urn:schemas-microsoft-com:office:office" xmlns:oel="http://schemas.microsoft.com/office/2019/extlst" xmlns:r="http://schemas.openxmlformats.org/officeDocument/2006/relationships" xmlns:m="http://schemas.openxmlformats.org/officeDocument/2006/math" xmlns:v="urn:schemas-microsoft-com:vml" xmlns:wp14="http://schemas.microsoft.com/office/word/2010/wordprocessingDrawing" xmlns:wp="http://schemas.openxmlformats.org/drawingml/2006/wordprocessingDrawing" xmlns:w10="urn:schemas-microsoft-com:office:word" xmlns:w="http://schemas.openxmlformats.org/wordprocessingml/2006/main" xmlns:w14="http://schemas.microsoft.com/office/word/2010/wordml" xmlns:w15="http://schemas.microsoft.com/office/word/2012/wordml" xmlns:w16cex="http://schemas.microsoft.com/office/word/2018/wordml/cex" xmlns:w16cid="http://schemas.microsoft.com/office/word/2016/wordml/cid" xmlns:w16="http://schemas.microsoft.com/office/word/2018/wordml" xmlns:w16sdtdh="http://schemas.microsoft.com/office/word/2020/wordml/sdtdatahash" xmlns:w16se="http://schemas.microsoft.com/office/word/2015/wordml/symex" xmlns:wpg="http://schemas.microsoft.com/office/word/2010/wordprocessingGroup" xmlns:wpi="http://schemas.microsoft.com/office/word/2010/wordprocessingInk" xmlns:wne="http://schemas.microsoft.com/office/word/2006/wordml" xmlns:wps="http://schemas.microsoft.com/office/word/2010/wordprocessingShape" mc:Ignorable="w14 w15 w16se w16cid w16 w16cex w16sdtdh wp14">
+<w:hdr xmlns:ve="http://schemas.openxmlformats.org/markup-compatibility/2006" xmlns:o="urn:schemas-microsoft-com:office:office" xmlns:r="http://schemas.openxmlformats.org/officeDocument/2006/relationships" xmlns:m="http://schemas.openxmlformats.org/officeDocument/2006/math" xmlns:v="urn:schemas-microsoft-com:vml" xmlns:wp="http://schemas.openxmlformats.org/drawingml/2006/wordprocessingDrawing" xmlns:w10="urn:schemas-microsoft-com:office:word" xmlns:w="http://schemas.openxmlformats.org/wordprocessingml/2006/main" xmlns:wne="http://schemas.microsoft.com/office/word/2006/wordml">
   <w:p>
     <w:pPr>
       <w:pBdr>
@@ -2362,7 +2652,7 @@
       <w:rPr>
         <w:color w:val="000000"/>
       </w:rPr>
-      <w:pict w14:anchorId="6C68FCA9">
+      <w:pict>
         <v:shapetype id="_x0000_t136" coordsize="21600,21600" o:spt="136" adj="10800" path="m@7,l@8,m@5,21600l@6,21600e">
           <v:formulas>
             <v:f eqn="sum #0 0 10800"/>
@@ -2428,7 +2718,7 @@
         <w:color w:val="000000"/>
       </w:rPr>
       <w:drawing>
-        <wp:inline distT="0" distB="0" distL="114300" distR="114300" wp14:anchorId="12B1DFF9" wp14:editId="4CEA219B">
+        <wp:inline distT="0" distB="0" distL="114300" distR="114300">
           <wp:extent cx="1668145" cy="713105"/>
           <wp:effectExtent l="0" t="0" r="0" b="0"/>
           <wp:docPr id="1033" name="image1.png"/>
@@ -2702,7 +2992,7 @@
 </file>
 
 <file path=word/header3.xml><?xml version="1.0" encoding="utf-8"?>
-<w:hdr xmlns:wpc="http://schemas.microsoft.com/office/word/2010/wordprocessingCanvas" xmlns:cx="http://schemas.microsoft.com/office/drawing/2014/chartex" xmlns:cx1="http://schemas.microsoft.com/office/drawing/2015/9/8/chartex" xmlns:cx2="http://schemas.microsoft.com/office/drawing/2015/10/21/chartex" xmlns:cx3="http://schemas.microsoft.com/office/drawing/2016/5/9/chartex" xmlns:cx4="http://schemas.microsoft.com/office/drawing/2016/5/10/chartex" xmlns:cx5="http://schemas.microsoft.com/office/drawing/2016/5/11/chartex" xmlns:cx6="http://schemas.microsoft.com/office/drawing/2016/5/12/chartex" xmlns:cx7="http://schemas.microsoft.com/office/drawing/2016/5/13/chartex" xmlns:cx8="http://schemas.microsoft.com/office/drawing/2016/5/14/chartex" xmlns:mc="http://schemas.openxmlformats.org/markup-compatibility/2006" xmlns:aink="http://schemas.microsoft.com/office/drawing/2016/ink" xmlns:am3d="http://schemas.microsoft.com/office/drawing/2017/model3d" xmlns:o="urn:schemas-microsoft-com:office:office" xmlns:oel="http://schemas.microsoft.com/office/2019/extlst" xmlns:r="http://schemas.openxmlformats.org/officeDocument/2006/relationships" xmlns:m="http://schemas.openxmlformats.org/officeDocument/2006/math" xmlns:v="urn:schemas-microsoft-com:vml" xmlns:wp14="http://schemas.microsoft.com/office/word/2010/wordprocessingDrawing" xmlns:wp="http://schemas.openxmlformats.org/drawingml/2006/wordprocessingDrawing" xmlns:w10="urn:schemas-microsoft-com:office:word" xmlns:w="http://schemas.openxmlformats.org/wordprocessingml/2006/main" xmlns:w14="http://schemas.microsoft.com/office/word/2010/wordml" xmlns:w15="http://schemas.microsoft.com/office/word/2012/wordml" xmlns:w16cex="http://schemas.microsoft.com/office/word/2018/wordml/cex" xmlns:w16cid="http://schemas.microsoft.com/office/word/2016/wordml/cid" xmlns:w16="http://schemas.microsoft.com/office/word/2018/wordml" xmlns:w16sdtdh="http://schemas.microsoft.com/office/word/2020/wordml/sdtdatahash" xmlns:w16se="http://schemas.microsoft.com/office/word/2015/wordml/symex" xmlns:wpg="http://schemas.microsoft.com/office/word/2010/wordprocessingGroup" xmlns:wpi="http://schemas.microsoft.com/office/word/2010/wordprocessingInk" xmlns:wne="http://schemas.microsoft.com/office/word/2006/wordml" xmlns:wps="http://schemas.microsoft.com/office/word/2010/wordprocessingShape" mc:Ignorable="w14 w15 w16se w16cid w16 w16cex w16sdtdh wp14">
+<w:hdr xmlns:ve="http://schemas.openxmlformats.org/markup-compatibility/2006" xmlns:o="urn:schemas-microsoft-com:office:office" xmlns:r="http://schemas.openxmlformats.org/officeDocument/2006/relationships" xmlns:m="http://schemas.openxmlformats.org/officeDocument/2006/math" xmlns:v="urn:schemas-microsoft-com:vml" xmlns:wp="http://schemas.openxmlformats.org/drawingml/2006/wordprocessingDrawing" xmlns:w10="urn:schemas-microsoft-com:office:word" xmlns:w="http://schemas.openxmlformats.org/wordprocessingml/2006/main" xmlns:wne="http://schemas.microsoft.com/office/word/2006/wordml">
   <w:p>
     <w:pPr>
       <w:pBdr>
@@ -2722,7 +3012,7 @@
       <w:rPr>
         <w:color w:val="000000"/>
       </w:rPr>
-      <w:pict w14:anchorId="4D182275">
+      <w:pict>
         <v:shapetype id="_x0000_t136" coordsize="21600,21600" o:spt="136" adj="10800" path="m@7,l@8,m@5,21600l@6,21600e">
           <v:formulas>
             <v:f eqn="sum #0 0 10800"/>
@@ -2758,7 +3048,7 @@
 </file>
 
 <file path=word/styles.xml><?xml version="1.0" encoding="utf-8"?>
-<w:styles xmlns:mc="http://schemas.openxmlformats.org/markup-compatibility/2006" xmlns:r="http://schemas.openxmlformats.org/officeDocument/2006/relationships" xmlns:w="http://schemas.openxmlformats.org/wordprocessingml/2006/main" xmlns:w14="http://schemas.microsoft.com/office/word/2010/wordml" xmlns:w15="http://schemas.microsoft.com/office/word/2012/wordml" xmlns:w16cex="http://schemas.microsoft.com/office/word/2018/wordml/cex" xmlns:w16cid="http://schemas.microsoft.com/office/word/2016/wordml/cid" xmlns:w16="http://schemas.microsoft.com/office/word/2018/wordml" xmlns:w16sdtdh="http://schemas.microsoft.com/office/word/2020/wordml/sdtdatahash" xmlns:w16se="http://schemas.microsoft.com/office/word/2015/wordml/symex" mc:Ignorable="w14 w15 w16se w16cid w16 w16cex w16sdtdh">
+<w:styles xmlns:r="http://schemas.openxmlformats.org/officeDocument/2006/relationships" xmlns:w="http://schemas.openxmlformats.org/wordprocessingml/2006/main">
   <w:docDefaults>
     <w:rPrDefault>
       <w:rPr>
@@ -2774,387 +3064,149 @@
       </w:pPr>
     </w:pPrDefault>
   </w:docDefaults>
-  <w:latentStyles w:defLockedState="0" w:defUIPriority="99" w:defSemiHidden="0" w:defUnhideWhenUsed="0" w:defQFormat="0" w:count="376">
-    <w:lsdException w:name="Normal" w:uiPriority="0" w:qFormat="1"/>
-    <w:lsdException w:name="heading 1" w:uiPriority="9" w:qFormat="1"/>
-    <w:lsdException w:name="heading 2" w:semiHidden="1" w:uiPriority="9" w:unhideWhenUsed="1" w:qFormat="1"/>
-    <w:lsdException w:name="heading 3" w:semiHidden="1" w:uiPriority="9" w:unhideWhenUsed="1" w:qFormat="1"/>
-    <w:lsdException w:name="heading 4" w:semiHidden="1" w:uiPriority="9" w:unhideWhenUsed="1" w:qFormat="1"/>
-    <w:lsdException w:name="heading 5" w:semiHidden="1" w:uiPriority="9" w:unhideWhenUsed="1" w:qFormat="1"/>
-    <w:lsdException w:name="heading 6" w:semiHidden="1" w:uiPriority="9" w:unhideWhenUsed="1" w:qFormat="1"/>
-    <w:lsdException w:name="heading 7" w:semiHidden="1" w:uiPriority="9" w:unhideWhenUsed="1" w:qFormat="1"/>
-    <w:lsdException w:name="heading 8" w:semiHidden="1" w:uiPriority="9" w:unhideWhenUsed="1" w:qFormat="1"/>
-    <w:lsdException w:name="heading 9" w:semiHidden="1" w:uiPriority="9" w:unhideWhenUsed="1" w:qFormat="1"/>
-    <w:lsdException w:name="index 1" w:semiHidden="1" w:unhideWhenUsed="1"/>
-    <w:lsdException w:name="index 2" w:semiHidden="1" w:unhideWhenUsed="1"/>
-    <w:lsdException w:name="index 3" w:semiHidden="1" w:unhideWhenUsed="1"/>
-    <w:lsdException w:name="index 4" w:semiHidden="1" w:unhideWhenUsed="1"/>
-    <w:lsdException w:name="index 5" w:semiHidden="1" w:unhideWhenUsed="1"/>
-    <w:lsdException w:name="index 6" w:semiHidden="1" w:unhideWhenUsed="1"/>
-    <w:lsdException w:name="index 7" w:semiHidden="1" w:unhideWhenUsed="1"/>
-    <w:lsdException w:name="index 8" w:semiHidden="1" w:unhideWhenUsed="1"/>
-    <w:lsdException w:name="index 9" w:semiHidden="1" w:unhideWhenUsed="1"/>
-    <w:lsdException w:name="toc 1" w:semiHidden="1" w:uiPriority="39" w:unhideWhenUsed="1"/>
-    <w:lsdException w:name="toc 2" w:semiHidden="1" w:uiPriority="39" w:unhideWhenUsed="1"/>
-    <w:lsdException w:name="toc 3" w:semiHidden="1" w:uiPriority="39" w:unhideWhenUsed="1"/>
-    <w:lsdException w:name="toc 4" w:semiHidden="1" w:uiPriority="39" w:unhideWhenUsed="1"/>
-    <w:lsdException w:name="toc 5" w:semiHidden="1" w:uiPriority="39" w:unhideWhenUsed="1"/>
-    <w:lsdException w:name="toc 6" w:semiHidden="1" w:uiPriority="39" w:unhideWhenUsed="1"/>
-    <w:lsdException w:name="toc 7" w:semiHidden="1" w:uiPriority="39" w:unhideWhenUsed="1"/>
-    <w:lsdException w:name="toc 8" w:semiHidden="1" w:uiPriority="39" w:unhideWhenUsed="1"/>
-    <w:lsdException w:name="toc 9" w:semiHidden="1" w:uiPriority="39" w:unhideWhenUsed="1"/>
-    <w:lsdException w:name="Normal Indent" w:semiHidden="1" w:unhideWhenUsed="1"/>
-    <w:lsdException w:name="footnote text" w:semiHidden="1" w:unhideWhenUsed="1"/>
-    <w:lsdException w:name="annotation text" w:semiHidden="1" w:unhideWhenUsed="1"/>
-    <w:lsdException w:name="header" w:semiHidden="1" w:unhideWhenUsed="1"/>
-    <w:lsdException w:name="footer" w:semiHidden="1" w:unhideWhenUsed="1"/>
-    <w:lsdException w:name="index heading" w:semiHidden="1" w:unhideWhenUsed="1"/>
-    <w:lsdException w:name="caption" w:semiHidden="1" w:uiPriority="35" w:unhideWhenUsed="1" w:qFormat="1"/>
-    <w:lsdException w:name="table of figures" w:semiHidden="1" w:unhideWhenUsed="1"/>
-    <w:lsdException w:name="envelope address" w:semiHidden="1" w:unhideWhenUsed="1"/>
-    <w:lsdException w:name="envelope return" w:semiHidden="1" w:unhideWhenUsed="1"/>
-    <w:lsdException w:name="footnote reference" w:semiHidden="1" w:unhideWhenUsed="1"/>
-    <w:lsdException w:name="annotation reference" w:semiHidden="1" w:unhideWhenUsed="1"/>
-    <w:lsdException w:name="line number" w:semiHidden="1" w:unhideWhenUsed="1"/>
-    <w:lsdException w:name="page number" w:semiHidden="1" w:unhideWhenUsed="1"/>
-    <w:lsdException w:name="endnote reference" w:semiHidden="1" w:unhideWhenUsed="1"/>
-    <w:lsdException w:name="endnote text" w:semiHidden="1" w:unhideWhenUsed="1"/>
-    <w:lsdException w:name="table of authorities" w:semiHidden="1" w:unhideWhenUsed="1"/>
-    <w:lsdException w:name="macro" w:semiHidden="1" w:unhideWhenUsed="1"/>
-    <w:lsdException w:name="toa heading" w:semiHidden="1" w:unhideWhenUsed="1"/>
-    <w:lsdException w:name="List" w:semiHidden="1" w:unhideWhenUsed="1"/>
-    <w:lsdException w:name="List Bullet" w:semiHidden="1" w:unhideWhenUsed="1"/>
-    <w:lsdException w:name="List Number" w:semiHidden="1" w:unhideWhenUsed="1"/>
-    <w:lsdException w:name="List 2" w:semiHidden="1" w:unhideWhenUsed="1"/>
-    <w:lsdException w:name="List 3" w:semiHidden="1" w:unhideWhenUsed="1"/>
-    <w:lsdException w:name="List 4" w:semiHidden="1" w:unhideWhenUsed="1"/>
-    <w:lsdException w:name="List 5" w:semiHidden="1" w:unhideWhenUsed="1"/>
-    <w:lsdException w:name="List Bullet 2" w:semiHidden="1" w:unhideWhenUsed="1"/>
-    <w:lsdException w:name="List Bullet 3" w:semiHidden="1" w:unhideWhenUsed="1"/>
-    <w:lsdException w:name="List Bullet 4" w:semiHidden="1" w:unhideWhenUsed="1"/>
-    <w:lsdException w:name="List Bullet 5" w:semiHidden="1" w:unhideWhenUsed="1"/>
-    <w:lsdException w:name="List Number 2" w:semiHidden="1" w:unhideWhenUsed="1"/>
-    <w:lsdException w:name="List Number 3" w:semiHidden="1" w:unhideWhenUsed="1"/>
-    <w:lsdException w:name="List Number 4" w:semiHidden="1" w:unhideWhenUsed="1"/>
-    <w:lsdException w:name="List Number 5" w:semiHidden="1" w:unhideWhenUsed="1"/>
-    <w:lsdException w:name="Title" w:uiPriority="10" w:qFormat="1"/>
-    <w:lsdException w:name="Closing" w:semiHidden="1" w:unhideWhenUsed="1"/>
-    <w:lsdException w:name="Signature" w:semiHidden="1" w:unhideWhenUsed="1"/>
-    <w:lsdException w:name="Default Paragraph Font" w:semiHidden="1" w:uiPriority="1" w:unhideWhenUsed="1"/>
-    <w:lsdException w:name="Body Text" w:semiHidden="1" w:unhideWhenUsed="1"/>
-    <w:lsdException w:name="Body Text Indent" w:semiHidden="1" w:unhideWhenUsed="1"/>
-    <w:lsdException w:name="List Continue" w:semiHidden="1" w:unhideWhenUsed="1"/>
-    <w:lsdException w:name="List Continue 2" w:semiHidden="1" w:unhideWhenUsed="1"/>
-    <w:lsdException w:name="List Continue 3" w:semiHidden="1" w:unhideWhenUsed="1"/>
-    <w:lsdException w:name="List Continue 4" w:semiHidden="1" w:unhideWhenUsed="1"/>
-    <w:lsdException w:name="List Continue 5" w:semiHidden="1" w:unhideWhenUsed="1"/>
-    <w:lsdException w:name="Message Header" w:semiHidden="1" w:unhideWhenUsed="1"/>
-    <w:lsdException w:name="Subtitle" w:uiPriority="11" w:qFormat="1"/>
-    <w:lsdException w:name="Salutation" w:semiHidden="1" w:unhideWhenUsed="1"/>
-    <w:lsdException w:name="Date" w:semiHidden="1" w:unhideWhenUsed="1"/>
-    <w:lsdException w:name="Body Text First Indent" w:semiHidden="1" w:unhideWhenUsed="1"/>
-    <w:lsdException w:name="Body Text First Indent 2" w:semiHidden="1" w:unhideWhenUsed="1"/>
-    <w:lsdException w:name="Note Heading" w:semiHidden="1" w:unhideWhenUsed="1"/>
-    <w:lsdException w:name="Body Text 2" w:semiHidden="1" w:unhideWhenUsed="1"/>
-    <w:lsdException w:name="Body Text 3" w:semiHidden="1" w:unhideWhenUsed="1"/>
-    <w:lsdException w:name="Body Text Indent 2" w:semiHidden="1" w:unhideWhenUsed="1"/>
-    <w:lsdException w:name="Body Text Indent 3" w:semiHidden="1" w:unhideWhenUsed="1"/>
-    <w:lsdException w:name="Block Text" w:semiHidden="1" w:unhideWhenUsed="1"/>
-    <w:lsdException w:name="Hyperlink" w:semiHidden="1" w:unhideWhenUsed="1"/>
-    <w:lsdException w:name="FollowedHyperlink" w:semiHidden="1" w:unhideWhenUsed="1"/>
-    <w:lsdException w:name="Strong" w:uiPriority="22" w:qFormat="1"/>
-    <w:lsdException w:name="Emphasis" w:uiPriority="20" w:qFormat="1"/>
-    <w:lsdException w:name="Document Map" w:semiHidden="1" w:unhideWhenUsed="1"/>
-    <w:lsdException w:name="Plain Text" w:semiHidden="1" w:unhideWhenUsed="1"/>
-    <w:lsdException w:name="E-mail Signature" w:semiHidden="1" w:unhideWhenUsed="1"/>
-    <w:lsdException w:name="HTML Top of Form" w:semiHidden="1" w:unhideWhenUsed="1"/>
-    <w:lsdException w:name="HTML Bottom of Form" w:semiHidden="1" w:unhideWhenUsed="1"/>
-    <w:lsdException w:name="Normal (Web)" w:semiHidden="1" w:unhideWhenUsed="1"/>
-    <w:lsdException w:name="HTML Acronym" w:semiHidden="1" w:unhideWhenUsed="1"/>
-    <w:lsdException w:name="HTML Address" w:semiHidden="1" w:unhideWhenUsed="1"/>
-    <w:lsdException w:name="HTML Cite" w:semiHidden="1" w:unhideWhenUsed="1"/>
-    <w:lsdException w:name="HTML Code" w:semiHidden="1" w:unhideWhenUsed="1"/>
-    <w:lsdException w:name="HTML Definition" w:semiHidden="1" w:unhideWhenUsed="1"/>
-    <w:lsdException w:name="HTML Keyboard" w:semiHidden="1" w:unhideWhenUsed="1"/>
-    <w:lsdException w:name="HTML Preformatted" w:semiHidden="1" w:unhideWhenUsed="1"/>
-    <w:lsdException w:name="HTML Sample" w:semiHidden="1" w:unhideWhenUsed="1"/>
-    <w:lsdException w:name="HTML Typewriter" w:semiHidden="1" w:unhideWhenUsed="1"/>
-    <w:lsdException w:name="HTML Variable" w:semiHidden="1" w:unhideWhenUsed="1"/>
-    <w:lsdException w:name="Normal Table" w:semiHidden="1" w:unhideWhenUsed="1"/>
-    <w:lsdException w:name="annotation subject" w:semiHidden="1" w:unhideWhenUsed="1"/>
-    <w:lsdException w:name="No List" w:semiHidden="1" w:unhideWhenUsed="1"/>
-    <w:lsdException w:name="Outline List 1" w:semiHidden="1" w:unhideWhenUsed="1"/>
-    <w:lsdException w:name="Outline List 2" w:semiHidden="1" w:unhideWhenUsed="1"/>
-    <w:lsdException w:name="Outline List 3" w:semiHidden="1" w:unhideWhenUsed="1"/>
-    <w:lsdException w:name="Table Simple 1" w:semiHidden="1" w:unhideWhenUsed="1"/>
-    <w:lsdException w:name="Table Simple 2" w:semiHidden="1" w:unhideWhenUsed="1"/>
-    <w:lsdException w:name="Table Simple 3" w:semiHidden="1" w:unhideWhenUsed="1"/>
-    <w:lsdException w:name="Table Classic 1" w:semiHidden="1" w:unhideWhenUsed="1"/>
-    <w:lsdException w:name="Table Classic 2" w:semiHidden="1" w:unhideWhenUsed="1"/>
-    <w:lsdException w:name="Table Classic 3" w:semiHidden="1" w:unhideWhenUsed="1"/>
-    <w:lsdException w:name="Table Classic 4" w:semiHidden="1" w:unhideWhenUsed="1"/>
-    <w:lsdException w:name="Table Colorful 1" w:semiHidden="1" w:unhideWhenUsed="1"/>
-    <w:lsdException w:name="Table Colorful 2" w:semiHidden="1" w:unhideWhenUsed="1"/>
-    <w:lsdException w:name="Table Colorful 3" w:semiHidden="1" w:unhideWhenUsed="1"/>
-    <w:lsdException w:name="Table Columns 1" w:semiHidden="1" w:unhideWhenUsed="1"/>
-    <w:lsdException w:name="Table Columns 2" w:semiHidden="1" w:unhideWhenUsed="1"/>
-    <w:lsdException w:name="Table Columns 3" w:semiHidden="1" w:unhideWhenUsed="1"/>
-    <w:lsdException w:name="Table Columns 4" w:semiHidden="1" w:unhideWhenUsed="1"/>
-    <w:lsdException w:name="Table Columns 5" w:semiHidden="1" w:unhideWhenUsed="1"/>
-    <w:lsdException w:name="Table Grid 1" w:semiHidden="1" w:unhideWhenUsed="1"/>
-    <w:lsdException w:name="Table Grid 2" w:semiHidden="1" w:unhideWhenUsed="1"/>
-    <w:lsdException w:name="Table Grid 3" w:semiHidden="1" w:unhideWhenUsed="1"/>
-    <w:lsdException w:name="Table Grid 4" w:semiHidden="1" w:unhideWhenUsed="1"/>
-    <w:lsdException w:name="Table Grid 5" w:semiHidden="1" w:unhideWhenUsed="1"/>
-    <w:lsdException w:name="Table Grid 6" w:semiHidden="1" w:unhideWhenUsed="1"/>
-    <w:lsdException w:name="Table Grid 7" w:semiHidden="1" w:unhideWhenUsed="1"/>
-    <w:lsdException w:name="Table Grid 8" w:semiHidden="1" w:unhideWhenUsed="1"/>
-    <w:lsdException w:name="Table List 1" w:semiHidden="1" w:unhideWhenUsed="1"/>
-    <w:lsdException w:name="Table List 2" w:semiHidden="1" w:unhideWhenUsed="1"/>
-    <w:lsdException w:name="Table List 3" w:semiHidden="1" w:unhideWhenUsed="1"/>
-    <w:lsdException w:name="Table List 4" w:semiHidden="1" w:unhideWhenUsed="1"/>
-    <w:lsdException w:name="Table List 5" w:semiHidden="1" w:unhideWhenUsed="1"/>
-    <w:lsdException w:name="Table List 6" w:semiHidden="1" w:unhideWhenUsed="1"/>
-    <w:lsdException w:name="Table List 7" w:semiHidden="1" w:unhideWhenUsed="1"/>
-    <w:lsdException w:name="Table List 8" w:semiHidden="1" w:unhideWhenUsed="1"/>
-    <w:lsdException w:name="Table 3D effects 1" w:semiHidden="1" w:unhideWhenUsed="1"/>
-    <w:lsdException w:name="Table 3D effects 2" w:semiHidden="1" w:unhideWhenUsed="1"/>
-    <w:lsdException w:name="Table 3D effects 3" w:semiHidden="1" w:unhideWhenUsed="1"/>
-    <w:lsdException w:name="Table Contemporary" w:semiHidden="1" w:unhideWhenUsed="1"/>
-    <w:lsdException w:name="Table Elegant" w:semiHidden="1" w:unhideWhenUsed="1"/>
-    <w:lsdException w:name="Table Professional" w:semiHidden="1" w:unhideWhenUsed="1"/>
-    <w:lsdException w:name="Table Subtle 1" w:semiHidden="1" w:unhideWhenUsed="1"/>
-    <w:lsdException w:name="Table Subtle 2" w:semiHidden="1" w:unhideWhenUsed="1"/>
-    <w:lsdException w:name="Table Web 1" w:semiHidden="1" w:unhideWhenUsed="1"/>
-    <w:lsdException w:name="Table Web 2" w:semiHidden="1" w:unhideWhenUsed="1"/>
-    <w:lsdException w:name="Table Web 3" w:semiHidden="1" w:unhideWhenUsed="1"/>
-    <w:lsdException w:name="Balloon Text" w:semiHidden="1" w:unhideWhenUsed="1"/>
-    <w:lsdException w:name="Table Grid" w:uiPriority="39"/>
-    <w:lsdException w:name="Table Theme" w:semiHidden="1" w:unhideWhenUsed="1"/>
-    <w:lsdException w:name="Placeholder Text" w:semiHidden="1"/>
-    <w:lsdException w:name="No Spacing" w:uiPriority="1" w:qFormat="1"/>
-    <w:lsdException w:name="Light Shading" w:uiPriority="60"/>
-    <w:lsdException w:name="Light List" w:uiPriority="61"/>
-    <w:lsdException w:name="Light Grid" w:uiPriority="62"/>
-    <w:lsdException w:name="Medium Shading 1" w:uiPriority="63"/>
-    <w:lsdException w:name="Medium Shading 2" w:uiPriority="64"/>
-    <w:lsdException w:name="Medium List 1" w:uiPriority="65"/>
-    <w:lsdException w:name="Medium List 2" w:uiPriority="66"/>
-    <w:lsdException w:name="Medium Grid 1" w:uiPriority="67"/>
-    <w:lsdException w:name="Medium Grid 2" w:uiPriority="68"/>
-    <w:lsdException w:name="Medium Grid 3" w:uiPriority="69"/>
-    <w:lsdException w:name="Dark List" w:uiPriority="70"/>
-    <w:lsdException w:name="Colorful Shading" w:uiPriority="71"/>
-    <w:lsdException w:name="Colorful List" w:uiPriority="72"/>
-    <w:lsdException w:name="Colorful Grid" w:uiPriority="73"/>
-    <w:lsdException w:name="Light Shading Accent 1" w:uiPriority="60"/>
-    <w:lsdException w:name="Light List Accent 1" w:uiPriority="61"/>
-    <w:lsdException w:name="Light Grid Accent 1" w:uiPriority="62"/>
-    <w:lsdException w:name="Medium Shading 1 Accent 1" w:uiPriority="63"/>
-    <w:lsdException w:name="Medium Shading 2 Accent 1" w:uiPriority="64"/>
-    <w:lsdException w:name="Medium List 1 Accent 1" w:uiPriority="65"/>
-    <w:lsdException w:name="Revision" w:semiHidden="1"/>
-    <w:lsdException w:name="List Paragraph" w:uiPriority="34" w:qFormat="1"/>
-    <w:lsdException w:name="Quote" w:uiPriority="29" w:qFormat="1"/>
-    <w:lsdException w:name="Intense Quote" w:uiPriority="30" w:qFormat="1"/>
-    <w:lsdException w:name="Medium List 2 Accent 1" w:uiPriority="66"/>
-    <w:lsdException w:name="Medium Grid 1 Accent 1" w:uiPriority="67"/>
-    <w:lsdException w:name="Medium Grid 2 Accent 1" w:uiPriority="68"/>
-    <w:lsdException w:name="Medium Grid 3 Accent 1" w:uiPriority="69"/>
-    <w:lsdException w:name="Dark List Accent 1" w:uiPriority="70"/>
-    <w:lsdException w:name="Colorful Shading Accent 1" w:uiPriority="71"/>
-    <w:lsdException w:name="Colorful List Accent 1" w:uiPriority="72"/>
-    <w:lsdException w:name="Colorful Grid Accent 1" w:uiPriority="73"/>
-    <w:lsdException w:name="Light Shading Accent 2" w:uiPriority="60"/>
-    <w:lsdException w:name="Light List Accent 2" w:uiPriority="61"/>
-    <w:lsdException w:name="Light Grid Accent 2" w:uiPriority="62"/>
-    <w:lsdException w:name="Medium Shading 1 Accent 2" w:uiPriority="63"/>
-    <w:lsdException w:name="Medium Shading 2 Accent 2" w:uiPriority="64"/>
-    <w:lsdException w:name="Medium List 1 Accent 2" w:uiPriority="65"/>
-    <w:lsdException w:name="Medium List 2 Accent 2" w:uiPriority="66"/>
-    <w:lsdException w:name="Medium Grid 1 Accent 2" w:uiPriority="67"/>
-    <w:lsdException w:name="Medium Grid 2 Accent 2" w:uiPriority="68"/>
-    <w:lsdException w:name="Medium Grid 3 Accent 2" w:uiPriority="69"/>
-    <w:lsdException w:name="Dark List Accent 2" w:uiPriority="70"/>
-    <w:lsdException w:name="Colorful Shading Accent 2" w:uiPriority="71"/>
-    <w:lsdException w:name="Colorful List Accent 2" w:uiPriority="72"/>
-    <w:lsdException w:name="Colorful Grid Accent 2" w:uiPriority="73"/>
-    <w:lsdException w:name="Light Shading Accent 3" w:uiPriority="60"/>
-    <w:lsdException w:name="Light List Accent 3" w:uiPriority="61"/>
-    <w:lsdException w:name="Light Grid Accent 3" w:uiPriority="62"/>
-    <w:lsdException w:name="Medium Shading 1 Accent 3" w:uiPriority="63"/>
-    <w:lsdException w:name="Medium Shading 2 Accent 3" w:uiPriority="64"/>
-    <w:lsdException w:name="Medium List 1 Accent 3" w:uiPriority="65"/>
-    <w:lsdException w:name="Medium List 2 Accent 3" w:uiPriority="66"/>
-    <w:lsdException w:name="Medium Grid 1 Accent 3" w:uiPriority="67"/>
-    <w:lsdException w:name="Medium Grid 2 Accent 3" w:uiPriority="68"/>
-    <w:lsdException w:name="Medium Grid 3 Accent 3" w:uiPriority="69"/>
-    <w:lsdException w:name="Dark List Accent 3" w:uiPriority="70"/>
-    <w:lsdException w:name="Colorful Shading Accent 3" w:uiPriority="71"/>
-    <w:lsdException w:name="Colorful List Accent 3" w:uiPriority="72"/>
-    <w:lsdException w:name="Colorful Grid Accent 3" w:uiPriority="73"/>
-    <w:lsdException w:name="Light Shading Accent 4" w:uiPriority="60"/>
-    <w:lsdException w:name="Light List Accent 4" w:uiPriority="61"/>
-    <w:lsdException w:name="Light Grid Accent 4" w:uiPriority="62"/>
-    <w:lsdException w:name="Medium Shading 1 Accent 4" w:uiPriority="63"/>
-    <w:lsdException w:name="Medium Shading 2 Accent 4" w:uiPriority="64"/>
-    <w:lsdException w:name="Medium List 1 Accent 4" w:uiPriority="65"/>
-    <w:lsdException w:name="Medium List 2 Accent 4" w:uiPriority="66"/>
-    <w:lsdException w:name="Medium Grid 1 Accent 4" w:uiPriority="67"/>
-    <w:lsdException w:name="Medium Grid 2 Accent 4" w:uiPriority="68"/>
-    <w:lsdException w:name="Medium Grid 3 Accent 4" w:uiPriority="69"/>
-    <w:lsdException w:name="Dark List Accent 4" w:uiPriority="70"/>
-    <w:lsdException w:name="Colorful Shading Accent 4" w:uiPriority="71"/>
-    <w:lsdException w:name="Colorful List Accent 4" w:uiPriority="72"/>
-    <w:lsdException w:name="Colorful Grid Accent 4" w:uiPriority="73"/>
-    <w:lsdException w:name="Light Shading Accent 5" w:uiPriority="60"/>
-    <w:lsdException w:name="Light List Accent 5" w:uiPriority="61"/>
-    <w:lsdException w:name="Light Grid Accent 5" w:uiPriority="62"/>
-    <w:lsdException w:name="Medium Shading 1 Accent 5" w:uiPriority="63"/>
-    <w:lsdException w:name="Medium Shading 2 Accent 5" w:uiPriority="64"/>
-    <w:lsdException w:name="Medium List 1 Accent 5" w:uiPriority="65"/>
-    <w:lsdException w:name="Medium List 2 Accent 5" w:uiPriority="66"/>
-    <w:lsdException w:name="Medium Grid 1 Accent 5" w:uiPriority="67"/>
-    <w:lsdException w:name="Medium Grid 2 Accent 5" w:uiPriority="68"/>
-    <w:lsdException w:name="Medium Grid 3 Accent 5" w:uiPriority="69"/>
-    <w:lsdException w:name="Dark List Accent 5" w:uiPriority="70"/>
-    <w:lsdException w:name="Colorful Shading Accent 5" w:uiPriority="71"/>
-    <w:lsdException w:name="Colorful List Accent 5" w:uiPriority="72"/>
-    <w:lsdException w:name="Colorful Grid Accent 5" w:uiPriority="73"/>
-    <w:lsdException w:name="Light Shading Accent 6" w:uiPriority="60"/>
-    <w:lsdException w:name="Light List Accent 6" w:uiPriority="61"/>
-    <w:lsdException w:name="Light Grid Accent 6" w:uiPriority="62"/>
-    <w:lsdException w:name="Medium Shading 1 Accent 6" w:uiPriority="63"/>
-    <w:lsdException w:name="Medium Shading 2 Accent 6" w:uiPriority="64"/>
-    <w:lsdException w:name="Medium List 1 Accent 6" w:uiPriority="65"/>
-    <w:lsdException w:name="Medium List 2 Accent 6" w:uiPriority="66"/>
-    <w:lsdException w:name="Medium Grid 1 Accent 6" w:uiPriority="67"/>
-    <w:lsdException w:name="Medium Grid 2 Accent 6" w:uiPriority="68"/>
-    <w:lsdException w:name="Medium Grid 3 Accent 6" w:uiPriority="69"/>
-    <w:lsdException w:name="Dark List Accent 6" w:uiPriority="70"/>
-    <w:lsdException w:name="Colorful Shading Accent 6" w:uiPriority="71"/>
-    <w:lsdException w:name="Colorful List Accent 6" w:uiPriority="72"/>
-    <w:lsdException w:name="Colorful Grid Accent 6" w:uiPriority="73"/>
-    <w:lsdException w:name="Subtle Emphasis" w:uiPriority="19" w:qFormat="1"/>
-    <w:lsdException w:name="Intense Emphasis" w:uiPriority="21" w:qFormat="1"/>
-    <w:lsdException w:name="Subtle Reference" w:uiPriority="31" w:qFormat="1"/>
-    <w:lsdException w:name="Intense Reference" w:uiPriority="32" w:qFormat="1"/>
-    <w:lsdException w:name="Book Title" w:uiPriority="33" w:qFormat="1"/>
-    <w:lsdException w:name="Bibliography" w:semiHidden="1" w:uiPriority="37" w:unhideWhenUsed="1"/>
-    <w:lsdException w:name="TOC Heading" w:semiHidden="1" w:uiPriority="39" w:unhideWhenUsed="1" w:qFormat="1"/>
-    <w:lsdException w:name="Plain Table 1" w:uiPriority="41"/>
-    <w:lsdException w:name="Plain Table 2" w:uiPriority="42"/>
-    <w:lsdException w:name="Plain Table 3" w:uiPriority="43"/>
-    <w:lsdException w:name="Plain Table 4" w:uiPriority="44"/>
-    <w:lsdException w:name="Plain Table 5" w:uiPriority="45"/>
-    <w:lsdException w:name="Grid Table Light" w:uiPriority="40"/>
-    <w:lsdException w:name="Grid Table 1 Light" w:uiPriority="46"/>
-    <w:lsdException w:name="Grid Table 2" w:uiPriority="47"/>
-    <w:lsdException w:name="Grid Table 3" w:uiPriority="48"/>
-    <w:lsdException w:name="Grid Table 4" w:uiPriority="49"/>
-    <w:lsdException w:name="Grid Table 5 Dark" w:uiPriority="50"/>
-    <w:lsdException w:name="Grid Table 6 Colorful" w:uiPriority="51"/>
-    <w:lsdException w:name="Grid Table 7 Colorful" w:uiPriority="52"/>
-    <w:lsdException w:name="Grid Table 1 Light Accent 1" w:uiPriority="46"/>
-    <w:lsdException w:name="Grid Table 2 Accent 1" w:uiPriority="47"/>
-    <w:lsdException w:name="Grid Table 3 Accent 1" w:uiPriority="48"/>
-    <w:lsdException w:name="Grid Table 4 Accent 1" w:uiPriority="49"/>
-    <w:lsdException w:name="Grid Table 5 Dark Accent 1" w:uiPriority="50"/>
-    <w:lsdException w:name="Grid Table 6 Colorful Accent 1" w:uiPriority="51"/>
-    <w:lsdException w:name="Grid Table 7 Colorful Accent 1" w:uiPriority="52"/>
-    <w:lsdException w:name="Grid Table 1 Light Accent 2" w:uiPriority="46"/>
-    <w:lsdException w:name="Grid Table 2 Accent 2" w:uiPriority="47"/>
-    <w:lsdException w:name="Grid Table 3 Accent 2" w:uiPriority="48"/>
-    <w:lsdException w:name="Grid Table 4 Accent 2" w:uiPriority="49"/>
-    <w:lsdException w:name="Grid Table 5 Dark Accent 2" w:uiPriority="50"/>
-    <w:lsdException w:name="Grid Table 6 Colorful Accent 2" w:uiPriority="51"/>
-    <w:lsdException w:name="Grid Table 7 Colorful Accent 2" w:uiPriority="52"/>
-    <w:lsdException w:name="Grid Table 1 Light Accent 3" w:uiPriority="46"/>
-    <w:lsdException w:name="Grid Table 2 Accent 3" w:uiPriority="47"/>
-    <w:lsdException w:name="Grid Table 3 Accent 3" w:uiPriority="48"/>
-    <w:lsdException w:name="Grid Table 4 Accent 3" w:uiPriority="49"/>
-    <w:lsdException w:name="Grid Table 5 Dark Accent 3" w:uiPriority="50"/>
-    <w:lsdException w:name="Grid Table 6 Colorful Accent 3" w:uiPriority="51"/>
-    <w:lsdException w:name="Grid Table 7 Colorful Accent 3" w:uiPriority="52"/>
-    <w:lsdException w:name="Grid Table 1 Light Accent 4" w:uiPriority="46"/>
-    <w:lsdException w:name="Grid Table 2 Accent 4" w:uiPriority="47"/>
-    <w:lsdException w:name="Grid Table 3 Accent 4" w:uiPriority="48"/>
-    <w:lsdException w:name="Grid Table 4 Accent 4" w:uiPriority="49"/>
-    <w:lsdException w:name="Grid Table 5 Dark Accent 4" w:uiPriority="50"/>
-    <w:lsdException w:name="Grid Table 6 Colorful Accent 4" w:uiPriority="51"/>
-    <w:lsdException w:name="Grid Table 7 Colorful Accent 4" w:uiPriority="52"/>
-    <w:lsdException w:name="Grid Table 1 Light Accent 5" w:uiPriority="46"/>
-    <w:lsdException w:name="Grid Table 2 Accent 5" w:uiPriority="47"/>
-    <w:lsdException w:name="Grid Table 3 Accent 5" w:uiPriority="48"/>
-    <w:lsdException w:name="Grid Table 4 Accent 5" w:uiPriority="49"/>
-    <w:lsdException w:name="Grid Table 5 Dark Accent 5" w:uiPriority="50"/>
-    <w:lsdException w:name="Grid Table 6 Colorful Accent 5" w:uiPriority="51"/>
-    <w:lsdException w:name="Grid Table 7 Colorful Accent 5" w:uiPriority="52"/>
-    <w:lsdException w:name="Grid Table 1 Light Accent 6" w:uiPriority="46"/>
-    <w:lsdException w:name="Grid Table 2 Accent 6" w:uiPriority="47"/>
-    <w:lsdException w:name="Grid Table 3 Accent 6" w:uiPriority="48"/>
-    <w:lsdException w:name="Grid Table 4 Accent 6" w:uiPriority="49"/>
-    <w:lsdException w:name="Grid Table 5 Dark Accent 6" w:uiPriority="50"/>
-    <w:lsdException w:name="Grid Table 6 Colorful Accent 6" w:uiPriority="51"/>
-    <w:lsdException w:name="Grid Table 7 Colorful Accent 6" w:uiPriority="52"/>
-    <w:lsdException w:name="List Table 1 Light" w:uiPriority="46"/>
-    <w:lsdException w:name="List Table 2" w:uiPriority="47"/>
-    <w:lsdException w:name="List Table 3" w:uiPriority="48"/>
-    <w:lsdException w:name="List Table 4" w:uiPriority="49"/>
-    <w:lsdException w:name="List Table 5 Dark" w:uiPriority="50"/>
-    <w:lsdException w:name="List Table 6 Colorful" w:uiPriority="51"/>
-    <w:lsdException w:name="List Table 7 Colorful" w:uiPriority="52"/>
-    <w:lsdException w:name="List Table 1 Light Accent 1" w:uiPriority="46"/>
-    <w:lsdException w:name="List Table 2 Accent 1" w:uiPriority="47"/>
-    <w:lsdException w:name="List Table 3 Accent 1" w:uiPriority="48"/>
-    <w:lsdException w:name="List Table 4 Accent 1" w:uiPriority="49"/>
-    <w:lsdException w:name="List Table 5 Dark Accent 1" w:uiPriority="50"/>
-    <w:lsdException w:name="List Table 6 Colorful Accent 1" w:uiPriority="51"/>
-    <w:lsdException w:name="List Table 7 Colorful Accent 1" w:uiPriority="52"/>
-    <w:lsdException w:name="List Table 1 Light Accent 2" w:uiPriority="46"/>
-    <w:lsdException w:name="List Table 2 Accent 2" w:uiPriority="47"/>
-    <w:lsdException w:name="List Table 3 Accent 2" w:uiPriority="48"/>
-    <w:lsdException w:name="List Table 4 Accent 2" w:uiPriority="49"/>
-    <w:lsdException w:name="List Table 5 Dark Accent 2" w:uiPriority="50"/>
-    <w:lsdException w:name="List Table 6 Colorful Accent 2" w:uiPriority="51"/>
-    <w:lsdException w:name="List Table 7 Colorful Accent 2" w:uiPriority="52"/>
-    <w:lsdException w:name="List Table 1 Light Accent 3" w:uiPriority="46"/>
-    <w:lsdException w:name="List Table 2 Accent 3" w:uiPriority="47"/>
-    <w:lsdException w:name="List Table 3 Accent 3" w:uiPriority="48"/>
-    <w:lsdException w:name="List Table 4 Accent 3" w:uiPriority="49"/>
-    <w:lsdException w:name="List Table 5 Dark Accent 3" w:uiPriority="50"/>
-    <w:lsdException w:name="List Table 6 Colorful Accent 3" w:uiPriority="51"/>
-    <w:lsdException w:name="List Table 7 Colorful Accent 3" w:uiPriority="52"/>
-    <w:lsdException w:name="List Table 1 Light Accent 4" w:uiPriority="46"/>
-    <w:lsdException w:name="List Table 2 Accent 4" w:uiPriority="47"/>
-    <w:lsdException w:name="List Table 3 Accent 4" w:uiPriority="48"/>
-    <w:lsdException w:name="List Table 4 Accent 4" w:uiPriority="49"/>
-    <w:lsdException w:name="List Table 5 Dark Accent 4" w:uiPriority="50"/>
-    <w:lsdException w:name="List Table 6 Colorful Accent 4" w:uiPriority="51"/>
-    <w:lsdException w:name="List Table 7 Colorful Accent 4" w:uiPriority="52"/>
-    <w:lsdException w:name="List Table 1 Light Accent 5" w:uiPriority="46"/>
-    <w:lsdException w:name="List Table 2 Accent 5" w:uiPriority="47"/>
-    <w:lsdException w:name="List Table 3 Accent 5" w:uiPriority="48"/>
-    <w:lsdException w:name="List Table 4 Accent 5" w:uiPriority="49"/>
-    <w:lsdException w:name="List Table 5 Dark Accent 5" w:uiPriority="50"/>
-    <w:lsdException w:name="List Table 6 Colorful Accent 5" w:uiPriority="51"/>
-    <w:lsdException w:name="List Table 7 Colorful Accent 5" w:uiPriority="52"/>
-    <w:lsdException w:name="List Table 1 Light Accent 6" w:uiPriority="46"/>
-    <w:lsdException w:name="List Table 2 Accent 6" w:uiPriority="47"/>
-    <w:lsdException w:name="List Table 3 Accent 6" w:uiPriority="48"/>
-    <w:lsdException w:name="List Table 4 Accent 6" w:uiPriority="49"/>
-    <w:lsdException w:name="List Table 5 Dark Accent 6" w:uiPriority="50"/>
-    <w:lsdException w:name="List Table 6 Colorful Accent 6" w:uiPriority="51"/>
-    <w:lsdException w:name="List Table 7 Colorful Accent 6" w:uiPriority="52"/>
-    <w:lsdException w:name="Mention" w:semiHidden="1" w:unhideWhenUsed="1"/>
-    <w:lsdException w:name="Smart Hyperlink" w:semiHidden="1" w:unhideWhenUsed="1"/>
-    <w:lsdException w:name="Hashtag" w:semiHidden="1" w:unhideWhenUsed="1"/>
-    <w:lsdException w:name="Unresolved Mention" w:semiHidden="1" w:unhideWhenUsed="1"/>
-    <w:lsdException w:name="Smart Link" w:semiHidden="1" w:unhideWhenUsed="1"/>
+  <w:latentStyles w:defLockedState="0" w:defUIPriority="99" w:defSemiHidden="1" w:defUnhideWhenUsed="1" w:defQFormat="0" w:count="267">
+    <w:lsdException w:name="Normal" w:semiHidden="0" w:uiPriority="0" w:unhideWhenUsed="0" w:qFormat="1"/>
+    <w:lsdException w:name="heading 1" w:semiHidden="0" w:uiPriority="9" w:unhideWhenUsed="0" w:qFormat="1"/>
+    <w:lsdException w:name="heading 2" w:uiPriority="9" w:qFormat="1"/>
+    <w:lsdException w:name="heading 3" w:uiPriority="9" w:qFormat="1"/>
+    <w:lsdException w:name="heading 4" w:uiPriority="9" w:qFormat="1"/>
+    <w:lsdException w:name="heading 5" w:uiPriority="9" w:qFormat="1"/>
+    <w:lsdException w:name="heading 6" w:uiPriority="9" w:qFormat="1"/>
+    <w:lsdException w:name="heading 7" w:uiPriority="9" w:qFormat="1"/>
+    <w:lsdException w:name="heading 8" w:uiPriority="9" w:qFormat="1"/>
+    <w:lsdException w:name="heading 9" w:uiPriority="9" w:qFormat="1"/>
+    <w:lsdException w:name="toc 1" w:uiPriority="39"/>
+    <w:lsdException w:name="toc 2" w:uiPriority="39"/>
+    <w:lsdException w:name="toc 3" w:uiPriority="39"/>
+    <w:lsdException w:name="toc 4" w:uiPriority="39"/>
+    <w:lsdException w:name="toc 5" w:uiPriority="39"/>
+    <w:lsdException w:name="toc 6" w:uiPriority="39"/>
+    <w:lsdException w:name="toc 7" w:uiPriority="39"/>
+    <w:lsdException w:name="toc 8" w:uiPriority="39"/>
+    <w:lsdException w:name="toc 9" w:uiPriority="39"/>
+    <w:lsdException w:name="caption" w:uiPriority="35" w:qFormat="1"/>
+    <w:lsdException w:name="Title" w:semiHidden="0" w:uiPriority="10" w:unhideWhenUsed="0" w:qFormat="1"/>
+    <w:lsdException w:name="Default Paragraph Font" w:uiPriority="1"/>
+    <w:lsdException w:name="Subtitle" w:semiHidden="0" w:uiPriority="11" w:unhideWhenUsed="0" w:qFormat="1"/>
+    <w:lsdException w:name="Strong" w:semiHidden="0" w:uiPriority="22" w:unhideWhenUsed="0" w:qFormat="1"/>
+    <w:lsdException w:name="Emphasis" w:semiHidden="0" w:uiPriority="20" w:unhideWhenUsed="0" w:qFormat="1"/>
+    <w:lsdException w:name="Table Grid" w:semiHidden="0" w:uiPriority="39" w:unhideWhenUsed="0"/>
+    <w:lsdException w:name="Placeholder Text" w:unhideWhenUsed="0"/>
+    <w:lsdException w:name="No Spacing" w:semiHidden="0" w:uiPriority="1" w:unhideWhenUsed="0" w:qFormat="1"/>
+    <w:lsdException w:name="Light Shading" w:semiHidden="0" w:uiPriority="60" w:unhideWhenUsed="0"/>
+    <w:lsdException w:name="Light List" w:semiHidden="0" w:uiPriority="61" w:unhideWhenUsed="0"/>
+    <w:lsdException w:name="Light Grid" w:semiHidden="0" w:uiPriority="62" w:unhideWhenUsed="0"/>
+    <w:lsdException w:name="Medium Shading 1" w:semiHidden="0" w:uiPriority="63" w:unhideWhenUsed="0"/>
+    <w:lsdException w:name="Medium Shading 2" w:semiHidden="0" w:uiPriority="64" w:unhideWhenUsed="0"/>
+    <w:lsdException w:name="Medium List 1" w:semiHidden="0" w:uiPriority="65" w:unhideWhenUsed="0"/>
+    <w:lsdException w:name="Medium List 2" w:semiHidden="0" w:uiPriority="66" w:unhideWhenUsed="0"/>
+    <w:lsdException w:name="Medium Grid 1" w:semiHidden="0" w:uiPriority="67" w:unhideWhenUsed="0"/>
+    <w:lsdException w:name="Medium Grid 2" w:semiHidden="0" w:uiPriority="68" w:unhideWhenUsed="0"/>
+    <w:lsdException w:name="Medium Grid 3" w:semiHidden="0" w:uiPriority="69" w:unhideWhenUsed="0"/>
+    <w:lsdException w:name="Dark List" w:semiHidden="0" w:uiPriority="70" w:unhideWhenUsed="0"/>
+    <w:lsdException w:name="Colorful Shading" w:semiHidden="0" w:uiPriority="71" w:unhideWhenUsed="0"/>
+    <w:lsdException w:name="Colorful List" w:semiHidden="0" w:uiPriority="72" w:unhideWhenUsed="0"/>
+    <w:lsdException w:name="Colorful Grid" w:semiHidden="0" w:uiPriority="73" w:unhideWhenUsed="0"/>
+    <w:lsdException w:name="Light Shading Accent 1" w:semiHidden="0" w:uiPriority="60" w:unhideWhenUsed="0"/>
+    <w:lsdException w:name="Light List Accent 1" w:semiHidden="0" w:uiPriority="61" w:unhideWhenUsed="0"/>
+    <w:lsdException w:name="Light Grid Accent 1" w:semiHidden="0" w:uiPriority="62" w:unhideWhenUsed="0"/>
+    <w:lsdException w:name="Medium Shading 1 Accent 1" w:semiHidden="0" w:uiPriority="63" w:unhideWhenUsed="0"/>
+    <w:lsdException w:name="Medium Shading 2 Accent 1" w:semiHidden="0" w:uiPriority="64" w:unhideWhenUsed="0"/>
+    <w:lsdException w:name="Medium List 1 Accent 1" w:semiHidden="0" w:uiPriority="65" w:unhideWhenUsed="0"/>
+    <w:lsdException w:name="Revision" w:unhideWhenUsed="0"/>
+    <w:lsdException w:name="List Paragraph" w:semiHidden="0" w:uiPriority="34" w:unhideWhenUsed="0" w:qFormat="1"/>
+    <w:lsdException w:name="Quote" w:semiHidden="0" w:uiPriority="29" w:unhideWhenUsed="0" w:qFormat="1"/>
+    <w:lsdException w:name="Intense Quote" w:semiHidden="0" w:uiPriority="30" w:unhideWhenUsed="0" w:qFormat="1"/>
+    <w:lsdException w:name="Medium List 2 Accent 1" w:semiHidden="0" w:uiPriority="66" w:unhideWhenUsed="0"/>
+    <w:lsdException w:name="Medium Grid 1 Accent 1" w:semiHidden="0" w:uiPriority="67" w:unhideWhenUsed="0"/>
+    <w:lsdException w:name="Medium Grid 2 Accent 1" w:semiHidden="0" w:uiPriority="68" w:unhideWhenUsed="0"/>
+    <w:lsdException w:name="Medium Grid 3 Accent 1" w:semiHidden="0" w:uiPriority="69" w:unhideWhenUsed="0"/>
+    <w:lsdException w:name="Dark List Accent 1" w:semiHidden="0" w:uiPriority="70" w:unhideWhenUsed="0"/>
+    <w:lsdException w:name="Colorful Shading Accent 1" w:semiHidden="0" w:uiPriority="71" w:unhideWhenUsed="0"/>
+    <w:lsdException w:name="Colorful List Accent 1" w:semiHidden="0" w:uiPriority="72" w:unhideWhenUsed="0"/>
+    <w:lsdException w:name="Colorful Grid Accent 1" w:semiHidden="0" w:uiPriority="73" w:unhideWhenUsed="0"/>
+    <w:lsdException w:name="Light Shading Accent 2" w:semiHidden="0" w:uiPriority="60" w:unhideWhenUsed="0"/>
+    <w:lsdException w:name="Light List Accent 2" w:semiHidden="0" w:uiPriority="61" w:unhideWhenUsed="0"/>
+    <w:lsdException w:name="Light Grid Accent 2" w:semiHidden="0" w:uiPriority="62" w:unhideWhenUsed="0"/>
+    <w:lsdException w:name="Medium Shading 1 Accent 2" w:semiHidden="0" w:uiPriority="63" w:unhideWhenUsed="0"/>
+    <w:lsdException w:name="Medium Shading 2 Accent 2" w:semiHidden="0" w:uiPriority="64" w:unhideWhenUsed="0"/>
+    <w:lsdException w:name="Medium List 1 Accent 2" w:semiHidden="0" w:uiPriority="65" w:unhideWhenUsed="0"/>
+    <w:lsdException w:name="Medium List 2 Accent 2" w:semiHidden="0" w:uiPriority="66" w:unhideWhenUsed="0"/>
+    <w:lsdException w:name="Medium Grid 1 Accent 2" w:semiHidden="0" w:uiPriority="67" w:unhideWhenUsed="0"/>
+    <w:lsdException w:name="Medium Grid 2 Accent 2" w:semiHidden="0" w:uiPriority="68" w:unhideWhenUsed="0"/>
+    <w:lsdException w:name="Medium Grid 3 Accent 2" w:semiHidden="0" w:uiPriority="69" w:unhideWhenUsed="0"/>
+    <w:lsdException w:name="Dark List Accent 2" w:semiHidden="0" w:uiPriority="70" w:unhideWhenUsed="0"/>
+    <w:lsdException w:name="Colorful Shading Accent 2" w:semiHidden="0" w:uiPriority="71" w:unhideWhenUsed="0"/>
+    <w:lsdException w:name="Colorful List Accent 2" w:semiHidden="0" w:uiPriority="72" w:unhideWhenUsed="0"/>
+    <w:lsdException w:name="Colorful Grid Accent 2" w:semiHidden="0" w:uiPriority="73" w:unhideWhenUsed="0"/>
+    <w:lsdException w:name="Light Shading Accent 3" w:semiHidden="0" w:uiPriority="60" w:unhideWhenUsed="0"/>
+    <w:lsdException w:name="Light List Accent 3" w:semiHidden="0" w:uiPriority="61" w:unhideWhenUsed="0"/>
+    <w:lsdException w:name="Light Grid Accent 3" w:semiHidden="0" w:uiPriority="62" w:unhideWhenUsed="0"/>
+    <w:lsdException w:name="Medium Shading 1 Accent 3" w:semiHidden="0" w:uiPriority="63" w:unhideWhenUsed="0"/>
+    <w:lsdException w:name="Medium Shading 2 Accent 3" w:semiHidden="0" w:uiPriority="64" w:unhideWhenUsed="0"/>
+    <w:lsdException w:name="Medium List 1 Accent 3" w:semiHidden="0" w:uiPriority="65" w:unhideWhenUsed="0"/>
+    <w:lsdException w:name="Medium List 2 Accent 3" w:semiHidden="0" w:uiPriority="66" w:unhideWhenUsed="0"/>
+    <w:lsdException w:name="Medium Grid 1 Accent 3" w:semiHidden="0" w:uiPriority="67" w:unhideWhenUsed="0"/>
+    <w:lsdException w:name="Medium Grid 2 Accent 3" w:semiHidden="0" w:uiPriority="68" w:unhideWhenUsed="0"/>
+    <w:lsdException w:name="Medium Grid 3 Accent 3" w:semiHidden="0" w:uiPriority="69" w:unhideWhenUsed="0"/>
+    <w:lsdException w:name="Dark List Accent 3" w:semiHidden="0" w:uiPriority="70" w:unhideWhenUsed="0"/>
+    <w:lsdException w:name="Colorful Shading Accent 3" w:semiHidden="0" w:uiPriority="71" w:unhideWhenUsed="0"/>
+    <w:lsdException w:name="Colorful List Accent 3" w:semiHidden="0" w:uiPriority="72" w:unhideWhenUsed="0"/>
+    <w:lsdException w:name="Colorful Grid Accent 3" w:semiHidden="0" w:uiPriority="73" w:unhideWhenUsed="0"/>
+    <w:lsdException w:name="Light Shading Accent 4" w:semiHidden="0" w:uiPriority="60" w:unhideWhenUsed="0"/>
+    <w:lsdException w:name="Light List Accent 4" w:semiHidden="0" w:uiPriority="61" w:unhideWhenUsed="0"/>
+    <w:lsdException w:name="Light Grid Accent 4" w:semiHidden="0" w:uiPriority="62" w:unhideWhenUsed="0"/>
+    <w:lsdException w:name="Medium Shading 1 Accent 4" w:semiHidden="0" w:uiPriority="63" w:unhideWhenUsed="0"/>
+    <w:lsdException w:name="Medium Shading 2 Accent 4" w:semiHidden="0" w:uiPriority="64" w:unhideWhenUsed="0"/>
+    <w:lsdException w:name="Medium List 1 Accent 4" w:semiHidden="0" w:uiPriority="65" w:unhideWhenUsed="0"/>
+    <w:lsdException w:name="Medium List 2 Accent 4" w:semiHidden="0" w:uiPriority="66" w:unhideWhenUsed="0"/>
+    <w:lsdException w:name="Medium Grid 1 Accent 4" w:semiHidden="0" w:uiPriority="67" w:unhideWhenUsed="0"/>
+    <w:lsdException w:name="Medium Grid 2 Accent 4" w:semiHidden="0" w:uiPriority="68" w:unhideWhenUsed="0"/>
+    <w:lsdException w:name="Medium Grid 3 Accent 4" w:semiHidden="0" w:uiPriority="69" w:unhideWhenUsed="0"/>
+    <w:lsdException w:name="Dark List Accent 4" w:semiHidden="0" w:uiPriority="70" w:unhideWhenUsed="0"/>
+    <w:lsdException w:name="Colorful Shading Accent 4" w:semiHidden="0" w:uiPriority="71" w:unhideWhenUsed="0"/>
+    <w:lsdException w:name="Colorful List Accent 4" w:semiHidden="0" w:uiPriority="72" w:unhideWhenUsed="0"/>
+    <w:lsdException w:name="Colorful Grid Accent 4" w:semiHidden="0" w:uiPriority="73" w:unhideWhenUsed="0"/>
+    <w:lsdException w:name="Light Shading Accent 5" w:semiHidden="0" w:uiPriority="60" w:unhideWhenUsed="0"/>
+    <w:lsdException w:name="Light List Accent 5" w:semiHidden="0" w:uiPriority="61" w:unhideWhenUsed="0"/>
+    <w:lsdException w:name="Light Grid Accent 5" w:semiHidden="0" w:uiPriority="62" w:unhideWhenUsed="0"/>
+    <w:lsdException w:name="Medium Shading 1 Accent 5" w:semiHidden="0" w:uiPriority="63" w:unhideWhenUsed="0"/>
+    <w:lsdException w:name="Medium Shading 2 Accent 5" w:semiHidden="0" w:uiPriority="64" w:unhideWhenUsed="0"/>
+    <w:lsdException w:name="Medium List 1 Accent 5" w:semiHidden="0" w:uiPriority="65" w:unhideWhenUsed="0"/>
+    <w:lsdException w:name="Medium List 2 Accent 5" w:semiHidden="0" w:uiPriority="66" w:unhideWhenUsed="0"/>
+    <w:lsdException w:name="Medium Grid 1 Accent 5" w:semiHidden="0" w:uiPriority="67" w:unhideWhenUsed="0"/>
+    <w:lsdException w:name="Medium Grid 2 Accent 5" w:semiHidden="0" w:uiPriority="68" w:unhideWhenUsed="0"/>
+    <w:lsdException w:name="Medium Grid 3 Accent 5" w:semiHidden="0" w:uiPriority="69" w:unhideWhenUsed="0"/>
+    <w:lsdException w:name="Dark List Accent 5" w:semiHidden="0" w:uiPriority="70" w:unhideWhenUsed="0"/>
+    <w:lsdException w:name="Colorful Shading Accent 5" w:semiHidden="0" w:uiPriority="71" w:unhideWhenUsed="0"/>
+    <w:lsdException w:name="Colorful List Accent 5" w:semiHidden="0" w:uiPriority="72" w:unhideWhenUsed="0"/>
+    <w:lsdException w:name="Colorful Grid Accent 5" w:semiHidden="0" w:uiPriority="73" w:unhideWhenUsed="0"/>
+    <w:lsdException w:name="Light Shading Accent 6" w:semiHidden="0" w:uiPriority="60" w:unhideWhenUsed="0"/>
+    <w:lsdException w:name="Light List Accent 6" w:semiHidden="0" w:uiPriority="61" w:unhideWhenUsed="0"/>
+    <w:lsdException w:name="Light Grid Accent 6" w:semiHidden="0" w:uiPriority="62" w:unhideWhenUsed="0"/>
+    <w:lsdException w:name="Medium Shading 1 Accent 6" w:semiHidden="0" w:uiPriority="63" w:unhideWhenUsed="0"/>
+    <w:lsdException w:name="Medium Shading 2 Accent 6" w:semiHidden="0" w:uiPriority="64" w:unhideWhenUsed="0"/>
+    <w:lsdException w:name="Medium List 1 Accent 6" w:semiHidden="0" w:uiPriority="65" w:unhideWhenUsed="0"/>
+    <w:lsdException w:name="Medium List 2 Accent 6" w:semiHidden="0" w:uiPriority="66" w:unhideWhenUsed="0"/>
+    <w:lsdException w:name="Medium Grid 1 Accent 6" w:semiHidden="0" w:uiPriority="67" w:unhideWhenUsed="0"/>
+    <w:lsdException w:name="Medium Grid 2 Accent 6" w:semiHidden="0" w:uiPriority="68" w:unhideWhenUsed="0"/>
+    <w:lsdException w:name="Medium Grid 3 Accent 6" w:semiHidden="0" w:uiPriority="69" w:unhideWhenUsed="0"/>
+    <w:lsdException w:name="Dark List Accent 6" w:semiHidden="0" w:uiPriority="70" w:unhideWhenUsed="0"/>
+    <w:lsdException w:name="Colorful Shading Accent 6" w:semiHidden="0" w:uiPriority="71" w:unhideWhenUsed="0"/>
+    <w:lsdException w:name="Colorful List Accent 6" w:semiHidden="0" w:uiPriority="72" w:unhideWhenUsed="0"/>
+    <w:lsdException w:name="Colorful Grid Accent 6" w:semiHidden="0" w:uiPriority="73" w:unhideWhenUsed="0"/>
+    <w:lsdException w:name="Subtle Emphasis" w:semiHidden="0" w:uiPriority="19" w:unhideWhenUsed="0" w:qFormat="1"/>
+    <w:lsdException w:name="Intense Emphasis" w:semiHidden="0" w:uiPriority="21" w:unhideWhenUsed="0" w:qFormat="1"/>
+    <w:lsdException w:name="Subtle Reference" w:semiHidden="0" w:uiPriority="31" w:unhideWhenUsed="0" w:qFormat="1"/>
+    <w:lsdException w:name="Intense Reference" w:semiHidden="0" w:uiPriority="32" w:unhideWhenUsed="0" w:qFormat="1"/>
+    <w:lsdException w:name="Book Title" w:semiHidden="0" w:uiPriority="33" w:unhideWhenUsed="0" w:qFormat="1"/>
+    <w:lsdException w:name="Bibliography" w:uiPriority="37"/>
+    <w:lsdException w:name="TOC Heading" w:uiPriority="39" w:qFormat="1"/>
   </w:latentStyles>
   <w:style w:type="paragraph" w:default="1" w:styleId="Normal">
     <w:name w:val="Normal"/>
     <w:qFormat/>
+    <w:rsid w:val="00B5538F"/>
     <w:pPr>
       <w:suppressAutoHyphens/>
       <w:ind w:leftChars="-1" w:left="-1" w:hangingChars="1" w:hanging="1"/>
@@ -3173,6 +3225,7 @@
     <w:next w:val="Normal"/>
     <w:uiPriority w:val="9"/>
     <w:qFormat/>
+    <w:rsid w:val="00B5538F"/>
     <w:pPr>
       <w:keepNext/>
       <w:keepLines/>
@@ -3192,6 +3245,7 @@
     <w:semiHidden/>
     <w:unhideWhenUsed/>
     <w:qFormat/>
+    <w:rsid w:val="00B5538F"/>
     <w:pPr>
       <w:keepNext/>
       <w:keepLines/>
@@ -3212,6 +3266,7 @@
     <w:semiHidden/>
     <w:unhideWhenUsed/>
     <w:qFormat/>
+    <w:rsid w:val="00B5538F"/>
     <w:pPr>
       <w:keepNext/>
       <w:keepLines/>
@@ -3232,6 +3287,7 @@
     <w:semiHidden/>
     <w:unhideWhenUsed/>
     <w:qFormat/>
+    <w:rsid w:val="00B5538F"/>
     <w:pPr>
       <w:keepNext/>
       <w:keepLines/>
@@ -3252,6 +3308,7 @@
     <w:semiHidden/>
     <w:unhideWhenUsed/>
     <w:qFormat/>
+    <w:rsid w:val="00B5538F"/>
     <w:pPr>
       <w:keepNext/>
       <w:keepLines/>
@@ -3270,6 +3327,7 @@
     <w:semiHidden/>
     <w:unhideWhenUsed/>
     <w:qFormat/>
+    <w:rsid w:val="00B5538F"/>
     <w:pPr>
       <w:keepNext/>
       <w:keepLines/>
@@ -3293,6 +3351,7 @@
     <w:uiPriority w:val="99"/>
     <w:semiHidden/>
     <w:unhideWhenUsed/>
+    <w:qFormat/>
     <w:tblPr>
       <w:tblInd w:w="0" w:type="dxa"/>
       <w:tblCellMar>
@@ -3315,6 +3374,7 @@
     <w:next w:val="Normal"/>
     <w:uiPriority w:val="10"/>
     <w:qFormat/>
+    <w:rsid w:val="00B5538F"/>
     <w:pPr>
       <w:keepNext/>
       <w:keepLines/>
@@ -3329,6 +3389,7 @@
   <w:style w:type="table" w:styleId="TableGrid">
     <w:name w:val="Table Grid"/>
     <w:basedOn w:val="TableNormal"/>
+    <w:rsid w:val="00B5538F"/>
     <w:pPr>
       <w:suppressAutoHyphens/>
       <w:spacing w:after="0" w:line="240" w:lineRule="auto"/>
@@ -3341,6 +3402,7 @@
       <w:position w:val="-1"/>
     </w:rPr>
     <w:tblPr>
+      <w:tblInd w:w="0" w:type="dxa"/>
       <w:tblBorders>
         <w:top w:val="single" w:sz="4" w:space="0" w:color="000000"/>
         <w:left w:val="single" w:sz="4" w:space="0" w:color="000000"/>
@@ -3349,12 +3411,19 @@
         <w:insideH w:val="single" w:sz="4" w:space="0" w:color="000000"/>
         <w:insideV w:val="single" w:sz="4" w:space="0" w:color="000000"/>
       </w:tblBorders>
+      <w:tblCellMar>
+        <w:top w:w="0" w:type="dxa"/>
+        <w:left w:w="108" w:type="dxa"/>
+        <w:bottom w:w="0" w:type="dxa"/>
+        <w:right w:w="108" w:type="dxa"/>
+      </w:tblCellMar>
     </w:tblPr>
   </w:style>
   <w:style w:type="paragraph" w:styleId="Header">
     <w:name w:val="header"/>
     <w:basedOn w:val="Normal"/>
     <w:qFormat/>
+    <w:rsid w:val="00B5538F"/>
     <w:pPr>
       <w:spacing w:after="0" w:line="240" w:lineRule="auto"/>
     </w:pPr>
@@ -3362,6 +3431,7 @@
   <w:style w:type="character" w:customStyle="1" w:styleId="HeaderChar">
     <w:name w:val="Header Char"/>
     <w:basedOn w:val="DefaultParagraphFont"/>
+    <w:rsid w:val="00B5538F"/>
     <w:rPr>
       <w:w w:val="100"/>
       <w:position w:val="-1"/>
@@ -3375,6 +3445,7 @@
     <w:name w:val="footer"/>
     <w:basedOn w:val="Normal"/>
     <w:qFormat/>
+    <w:rsid w:val="00B5538F"/>
     <w:pPr>
       <w:spacing w:after="0" w:line="240" w:lineRule="auto"/>
     </w:pPr>
@@ -3382,6 +3453,7 @@
   <w:style w:type="character" w:customStyle="1" w:styleId="FooterChar">
     <w:name w:val="Footer Char"/>
     <w:basedOn w:val="DefaultParagraphFont"/>
+    <w:rsid w:val="00B5538F"/>
     <w:rPr>
       <w:w w:val="100"/>
       <w:position w:val="-1"/>
@@ -3395,6 +3467,7 @@
     <w:name w:val="Balloon Text"/>
     <w:basedOn w:val="Normal"/>
     <w:qFormat/>
+    <w:rsid w:val="00B5538F"/>
     <w:pPr>
       <w:spacing w:after="0" w:line="240" w:lineRule="auto"/>
     </w:pPr>
@@ -3406,6 +3479,7 @@
   </w:style>
   <w:style w:type="character" w:customStyle="1" w:styleId="BalloonTextChar">
     <w:name w:val="Balloon Text Char"/>
+    <w:rsid w:val="00B5538F"/>
     <w:rPr>
       <w:rFonts w:ascii="Tahoma" w:hAnsi="Tahoma" w:cs="Tahoma"/>
       <w:w w:val="100"/>
@@ -3421,6 +3495,7 @@
   <w:style w:type="character" w:customStyle="1" w:styleId="apple-converted-space">
     <w:name w:val="apple-converted-space"/>
     <w:basedOn w:val="DefaultParagraphFont"/>
+    <w:rsid w:val="00B5538F"/>
     <w:rPr>
       <w:w w:val="100"/>
       <w:position w:val="-1"/>
@@ -3432,6 +3507,7 @@
   </w:style>
   <w:style w:type="character" w:styleId="Hyperlink">
     <w:name w:val="Hyperlink"/>
+    <w:rsid w:val="00B5538F"/>
     <w:rPr>
       <w:color w:val="0000FF"/>
       <w:w w:val="100"/>
@@ -3449,6 +3525,7 @@
     <w:next w:val="Normal"/>
     <w:uiPriority w:val="11"/>
     <w:qFormat/>
+    <w:rsid w:val="00B5538F"/>
     <w:pPr>
       <w:keepNext/>
       <w:keepLines/>
@@ -3464,9 +3541,17 @@
   </w:style>
   <w:style w:type="table" w:customStyle="1" w:styleId="a">
     <w:basedOn w:val="TableNormal"/>
+    <w:rsid w:val="00B5538F"/>
     <w:tblPr>
       <w:tblStyleRowBandSize w:val="1"/>
       <w:tblStyleColBandSize w:val="1"/>
+      <w:tblInd w:w="0" w:type="dxa"/>
+      <w:tblCellMar>
+        <w:top w:w="0" w:type="dxa"/>
+        <w:left w:w="108" w:type="dxa"/>
+        <w:bottom w:w="0" w:type="dxa"/>
+        <w:right w:w="108" w:type="dxa"/>
+      </w:tblCellMar>
     </w:tblPr>
   </w:style>
 </w:styles>
